--- a/docs/Savoca et al._W2W river plastics_complete main text_v1_sc_rivm.docx
+++ b/docs/Savoca et al._W2W river plastics_complete main text_v1_sc_rivm.docx
@@ -204,9 +204,37 @@
           <w:color w:val="000000" w:themeColor="text1"/>
         </w:rPr>
         <w:t xml:space="preserve">Intermittent rivers may deliver microplastics to coastal oceans in concentrated pulses, yet their contribution to land-sea plastic transport remains poorly resolved, particularly for smaller particles. From 2023 to 2025, we sampled the four major rivers that empty into Monterey Bay – a large open-ocean bay on the U.S. west coast – collecting samples before, during, and after periods of heavy winter and spring rainfall. In a total of 11,400 L of river water, we identified 3,777 microplastics in the 50-500 µm fraction using </w:t>
+      </w:r>
+      <w:r>
+        <w:rPr>
+          <w:color w:val="000000" w:themeColor="text1"/>
+        </w:rPr>
         <w:sym w:font="Symbol" w:char="F06D"/>
+      </w:r>
+      <w:commentRangeStart w:id="801"/>
+      <w:r>
+        <w:rPr>
+          <w:color w:val="000000" w:themeColor="text1"/>
+        </w:rPr>
         <w:t xml:space="preserve">FTIR, while an additional 237 putative microplastics were visually identified in the 500-5000 µm size fraction. Average concentration in the 50-500 µm fraction was 0.33 microplastics L⁻¹ and varied substantially through time but did not differ significantly among rivers, sampling seasons, or depths. While </w:t>
+      </w:r>
+      <w:commentRangeEnd w:id="801"/>
+      <w:r>
+        <w:rPr>
+          <w:rStyle w:val="CommentReference"/>
+        </w:rPr>
+        <w:commentReference w:id="801"/>
+      </w:r>
+      <w:r>
+        <w:rPr>
+          <w:color w:val="000000" w:themeColor="text1"/>
+        </w:rPr>
         <w:sym w:font="Symbol" w:char="F06D"/>
+      </w:r>
+      <w:r>
+        <w:rPr>
+          <w:color w:val="000000" w:themeColor="text1"/>
+        </w:rPr>
         <w:t xml:space="preserve">FTIR analysis confirmed 23 different polymer types, over 84% were polypropylene (34.3%), polyamides (29.2%), polyethylene (12.1%), and polystyrene (8.8%). The first major storm of the 2023-2024 wet season transported an estimated ~10 billion 50-500 µm microplastics from the four rivers to coastal waters (25th–75th percentile concentration scenarios: 6.2–32.1 billion). </w:t>
       </w:r>
       <w:bookmarkStart w:id="0" w:name="_Hlk239677112"/>
@@ -237,17 +265,35 @@
         <w:rPr>
           <w:color w:val="000000" w:themeColor="text1"/>
         </w:rPr>
-        <w:t xml:space="preserve"> of approximately </w:t>
-      </w:r>
-      <w:r>
-        <w:rPr>
-          <w:rStyle w:val="Strong"/>
-          <w:b w:val="0"/>
-          <w:bCs w:val="0"/>
-          <w:color w:val="000000" w:themeColor="text1"/>
-        </w:rPr>
-        <w:t xml:space="preserve">600 particles L⁻¹ (slope-derived 95% CI: 460-790 particles L⁻¹)</w:t>
-      </w:r>
+        <w:t xml:space="preserve"> of </w:t>
+      </w:r>
+      <w:del w:id="90041" w:author="Claude" w:date="2026-10-14T12:00:00Z">
+        <w:r>
+          <w:rPr>
+            <w:color w:val="000000" w:themeColor="text1"/>
+          </w:rPr>
+          <w:delText xml:space="preserve">approximately </w:delText>
+        </w:r>
+      </w:del>
+      <w:del w:id="90042" w:author="Claude" w:date="2026-10-14T12:00:00Z">
+        <w:r>
+          <w:rPr>
+            <w:rStyle w:val="Strong"/>
+            <w:b w:val="0"/>
+            <w:bCs w:val="0"/>
+            <w:color w:val="000000" w:themeColor="text1"/>
+          </w:rPr>
+          <w:delText xml:space="preserve">600 particles L⁻¹ (slope-derived 95% CI: 460-790 particles L⁻¹)</w:delText>
+        </w:r>
+      </w:del>
+      <w:ins w:id="90043" w:author="Claude" w:date="2026-10-14T12:00:00Z">
+        <w:r>
+          <w:rPr>
+            <w:color w:val="000000" w:themeColor="text1"/>
+          </w:rPr>
+          <w:t xml:space="preserve">a median of approximately 110 particles L⁻¹ (river-specific power-law slopes; 190 particles L⁻¹ under a two-segment size distribution)</w:t>
+        </w:r>
+      </w:ins>
       <w:r>
         <w:rPr>
           <w:color w:val="000000" w:themeColor="text1"/>
@@ -1148,6 +1194,33 @@
         <w:ind w:firstLine="720"/>
         <w:jc w:val="both"/>
         <w:rPr>
+          <w:ins w:id="90014" w:author="Claude" w:date="2026-10-14T12:00:00Z"/>
+        </w:rPr>
+      </w:pPr>
+      <w:ins w:id="90015" w:author="Claude" w:date="2026-10-14T12:00:00Z">
+        <w:r>
+          <w:rPr>
+            <w:color w:val="000000"/>
+          </w:rPr>
+          <w:t xml:space="preserve">Spectral quality control and particle accounting. Particle-level µFTIR records were retained if the spectral library match was rated confident and the match correlation exceeded 0.66 (the bad-spectra flag in the instrument export marks correlations ≤ 0.66). Of 8,840 plastic-classified particle records from river samples, 7,148 passed spectral quality control. The per-sample summary used for Table 1 counted 3,777 particles; the summary counts are not a subset of the particle-level records (they differ by polymer class), consistent with separate upstream processing. Each sample's concentration was therefore rebuilt from its quality-controlled particle records, with each record representing the sample's aliquot extrapolation factor (extrapolated count divided by counted particles) within the analysed volume. Samples without particle-level records could not be rebuilt and were excluded rather than treated as non-detects (1 river and 9 ocean samples). </w:t>
+        </w:r>
+        <w:r>
+          <w:rPr>
+            <w:b/>
+            <w:bCs/>
+            <w:color w:val="000000"/>
+          </w:rPr>
+          <w:t xml:space="preserve">[FLAG – CONFIRM BEFORE PUBLICATION: the rebuilt-concentration basis assumes the quality-controlled particle records are the particles scaled by the summary's aliquot factor; this must be confirmed with the analytical laboratory, and the particle-level export must be updated for the 2025 samples.]</w:t>
+        </w:r>
+      </w:ins>
+    </w:p>
+    <w:p>
+      <w:pPr>
+        <w:pStyle w:val="NormalWeb"/>
+        <w:spacing w:before="0" w:beforeAutospacing="0" w:after="0" w:afterAutospacing="0" w:line="480" w:lineRule="auto"/>
+        <w:ind w:firstLine="720"/>
+        <w:jc w:val="both"/>
+        <w:rPr>
           <w:color w:val="000000"/>
         </w:rPr>
       </w:pPr>
@@ -1396,8 +1469,14 @@
       </w:del>
       <w:r>
         <w:t xml:space="preserve"> were characterized using a power-law framework because environmental microplastic abundance generally increases exponentially with decreasing particle size</w:t>
+      </w:r>
+      <w:r>
         <w:fldChar w:fldCharType="begin"/>
+      </w:r>
+      <w:r>
         <w:instrText xml:space="preserve"> ADDIN ZOTERO_ITEM CSL_CITATION {"citationID":"QicuMGj3","properties":{"unsorted":false,"formattedCitation":"\\super 24,25,34\\nosupersub{}","plainCitation":"24,25,34","noteIndex":0},"citationItems":[{"id":975,"uris":["http://zotero.org/users/11732030/items/GC3QCJLW"],"itemData":{"id":975,"type":"article-journal","abstract":"Understanding the multidimensionality of microplastics is essential for a realistic assessment of the risks these particles pose to the environment and human health. Here, we capture size, shape, area, polymer, volume and mass characteristics of &gt;60,000 individual microplastic particles as continuous distributions. Particles originate from samples taken from different aquatic compartments, including surface water and sediments from the marine and freshwater environment, waste water effluents, and freshwater organisms. Data were obtained using state-of-the-art FTIR-imaging, using the same automated imaging post-processing software. We introduce a workflow with two quality criteria that assure minimum data quality loss due to volumetric and filter area subsampling. We find that probability density functions (PDFs) for particle length follow power law distributions, with median slopes ranging from 2.2 for marine surface water to 3.1 for biota samples, and that these slopes were compartment-specific. Polymer-specific PDFs for particle length demonstrated significant differences in slopes among polymers, hinting at polymer specific sources, removal or fragmentation processes. Furthermore, we provide PDFs for particle width, width to length ratio, area, specific surface area, volume and mass distributions and propose how these can represent the full diversity of toxicologically relevant dose metrics required for the assessment of microplastic risks.","container-title":"Water Research","DOI":"10.1016/j.watres.2021.117429","ISSN":"18792448","issue":"July","PMID":"34304075","publisher":"Elsevier Ltd","title":"Characterizing the multidimensionality of microplastics across environmental compartments","volume":"202","author":[{"family":"Kooi","given":"Merel"},{"family":"Primpke","given":"Sebastian"},{"family":"Mintenig","given":"Svenja M."},{"family":"Lorenz","given":"Claudia"},{"family":"Gerdts","given":"Gunnar"},{"family":"Koelmans","given":"Albert A."}],"issued":{"date-parts":[["2021"]]}}},{"id":11742,"uris":["http://zotero.org/users/11732030/items/86TCB5I8"],"itemData":{"id":11742,"type":"article-journal","abstract":"Because\nof their diverse sizes, shapes, and densities, environmental\nmicroplastics are often perceived as complex. Many studies struggle with this complexity and either address only a part of this diversity or present data using discrete classifications for sizes, shapes, and densities. We argue that such classifications will never be fully satisfactory, as any definition using classes does not capture the essentially continuous nature of environmental microplastic. Therefore, we propose to simplify microplastics by fully defining them through a three-dimensional (3D) probability distribution, with size, shape, and density as dimensions. In addition to introducing the concept, we parametrize these probability distributions, using empirical data. This parametrization results in an approximate yet realistic representation of “true” environmental microplastic. This approach\nto simplifying microplastic could be applicable to exposure measurements, effect studies, and fate modeling. Furthermore, it allows for easy comparison between studies, irrespective of sampling or laboratory setup. We demonstrate how the 3D probability distribution of environmental versus ingested microplastic can be helpful in understanding the bioavailability of and exposure to microplastic. We argue that the concept of simplified microplastic will also be helpful in probabilistic risk modeling, which would greatly enhance our understanding of the risk that microplastics pose to the environment.","container-title":"Environmental Science &amp; Technology Letters","DOI":"10.1021/acs.estlett.9b00379","ISSN":"2328-8930","issue":"9","journalAbbreviation":"Environ. Sci. Technol. Lett.","page":"551-557","source":"Silverchair","title":"Simplifying Microplastic via Continuous Probability Distributions for Size, Shape, and Density","volume":"6","author":[{"family":"Kooi","given":"Merel"},{"family":"Koelmans","given":"Albert A."}],"issued":{"date-parts":[["2019",7,17]]}}},{"id":11720,"uris":["http://zotero.org/users/11732030/items/4PYNHCUY"],"itemData":{"id":11720,"type":"article-journal","abstract":"Studies reporting environmental microplastic (MP) concentrations typically do so for variable MP size ranges, depending on sampling, processing and analytical detection methods. However, MP number concentrations in the environment increase exponentially with decreasing particle size. This leads to difficulties in intercomparison and extrapolation of studies, which is critical for data reviews, plastic dispersion modeling, and environmental and human health risk assessment. In this study, we summarize the current understanding of environmental MP particle size distribution (PSD), based on the power law model. We highlight how standard linear regression of the power law slope is strongly biased by data binning, and show that fitting a cumulative PSD (C-PSD) removes the binning bias. The existing MP size-alignment framework is extended to C-PSDs to extrapolate observed MP number and mass concentrations to the full MP size range (1 to 5000 μm, noted M P 1−5000µ m), or any other sub-size range. We confront the C-PSD power law model with 81 published ocean and atmosphere PSDs from the literature, compiled in the MPsizeBase open access database. We find that fitted power law slopes for fragments (-2.66 ± 0.68) are steeper than for fibers (-1.86 ± 0.36), reflecting fragmentation dimensionality. Among MP fragments, PSD slopes do not vary significantly between the atmosphere, surface and subsurface ocean. We further demonstrate that the large discrepancy between surface ocean MP concentrations measured by net tows and discrete, pumped samples arise primarily from their different minimum detectable MP sizes. After aligning datasets to a common size range, net tow and pumped MP fragment concentrations converge satisfactorily, while MP fiber concentration alignment is more uncertain due to fiber sampling loss and detection limitations. Across all 81 MP PSD datasets analysed, size-aligned M P 1−5000µ mnumber and mass concentrations are respectively 700x and 3x higher than reported concentrations, reflecting the high abundance of small particles predicted by the power law PSD. Together, these findings imply that size extrapolation to a common range is essential to intercompare datasets and to distinguish environmental patterns from methodological artifacts.","container-title":"Microplastics and Nanoplastics","DOI":"10.1186/s43591-026-00205-5","ISSN":"2662-4966","issue":"1","journalAbbreviation":"Micropl.&amp;Nanopl.","language":"en","page":"45","source":"DOI.org (Crossref)","title":"Using the power law size distribution to extrapolate and compare microplastic number and mass concentrations in environmental media","volume":"6","author":[{"family":"Segur","given":"Théo"},{"family":"Hough","given":"Ian"},{"family":"Dobiasova","given":"Nela"},{"family":"Voisin","given":"Didier"},{"family":"Richon","given":"Camille"},{"family":"Angot","given":"Hélène"},{"family":"Thomas","given":"Jennie L."},{"family":"Sonke","given":"Jeroen E."}],"issued":{"date-parts":[["2026",6,6]]}}}],"schema":"https://github.com/citation-style-language/schema/raw/master/csl-citation.json"} </w:instrText>
+      </w:r>
+      <w:r>
         <w:fldChar w:fldCharType="separate"/>
       </w:r>
       <w:r>
@@ -1410,23 +1489,75 @@
       </w:r>
       <w:r>
         <w:fldChar w:fldCharType="end"/>
-        <w:t xml:space="preserve">  Length-based cumulative particle-size distributions (C-PSDs) were constructed following Segur et al. (2026) by fitting the cumulative number of particles greater than or equal to a given particle length [N(≥L)] as a function of particle length (L) in log-log space using binned count data. This approach reduces the bin-width bias associated with conventional bin-normalized PSD fitting. Lower and upper size limits for fitting were determined using the C-PSD limit-of-detection procedure of ref.</w:t>
+      </w:r>
+      <w:r>
+        <w:t xml:space="preserve">  </w:t>
+      </w:r>
+      <w:del w:id="90044" w:author="Claude" w:date="2026-10-14T12:00:00Z">
+        <w:r>
+          <w:delText xml:space="preserve">Length-based cumulative particle-size distributions (C-PSDs) were constructed following Segur et al. (2026) by fitting the cumulative number of particles greater than or equal to a given particle length [N(≥L)] as a function of particle length (L) in log-log space using binned count data. This approach reduces the bin-width bias associated with conventional bin-normalized PSD fitting. Lower and upper size limits for fitting were determined using the C-PSD limit-of-detection procedure of ref.</w:delText>
+        </w:r>
+      </w:del>
+      <w:r>
         <w:fldChar w:fldCharType="begin"/>
+      </w:r>
+      <w:r>
         <w:instrText xml:space="preserve"> ADDIN ZOTERO_ITEM CSL_CITATION {"citationID":"0BRc57pY","properties":{"unsorted":false,"formattedCitation":"\\super 25\\nosupersub{}","plainCitation":"25","noteIndex":0},"citationItems":[{"id":11720,"uris":["http://zotero.org/users/11732030/items/4PYNHCUY"],"itemData":{"id":11720,"type":"article-journal","abstract":"Studies reporting environmental microplastic (MP) concentrations typically do so for variable MP size ranges, depending on sampling, processing and analytical detection methods. However, MP number concentrations in the environment increase exponentially with decreasing particle size. This leads to difficulties in intercomparison and extrapolation of studies, which is critical for data reviews, plastic dispersion modeling, and environmental and human health risk assessment. In this study, we summarize the current understanding of environmental MP particle size distribution (PSD), based on the power law model. We highlight how standard linear regression of the power law slope is strongly biased by data binning, and show that fitting a cumulative PSD (C-PSD) removes the binning bias. The existing MP size-alignment framework is extended to C-PSDs to extrapolate observed MP number and mass concentrations to the full MP size range (1 to 5000 μm, noted M P 1−5000µ m), or any other sub-size range. We confront the C-PSD power law model with 81 published ocean and atmosphere PSDs from the literature, compiled in the MPsizeBase open access database. We find that fitted power law slopes for fragments (-2.66 ± 0.68) are steeper than for fibers (-1.86 ± 0.36), reflecting fragmentation dimensionality. Among MP fragments, PSD slopes do not vary significantly between the atmosphere, surface and subsurface ocean. We further demonstrate that the large discrepancy between surface ocean MP concentrations measured by net tows and discrete, pumped samples arise primarily from their different minimum detectable MP sizes. After aligning datasets to a common size range, net tow and pumped MP fragment concentrations converge satisfactorily, while MP fiber concentration alignment is more uncertain due to fiber sampling loss and detection limitations. Across all 81 MP PSD datasets analysed, size-aligned M P 1−5000µ mnumber and mass concentrations are respectively 700x and 3x higher than reported concentrations, reflecting the high abundance of small particles predicted by the power law PSD. Together, these findings imply that size extrapolation to a common range is essential to intercompare datasets and to distinguish environmental patterns from methodological artifacts.","container-title":"Microplastics and Nanoplastics","DOI":"10.1186/s43591-026-00205-5","ISSN":"2662-4966","issue":"1","journalAbbreviation":"Micropl.&amp;Nanopl.","language":"en","page":"45","source":"DOI.org (Crossref)","title":"Using the power law size distribution to extrapolate and compare microplastic number and mass concentrations in environmental media","volume":"6","author":[{"family":"Segur","given":"Théo"},{"family":"Hough","given":"Ian"},{"family":"Dobiasova","given":"Nela"},{"family":"Voisin","given":"Didier"},{"family":"Richon","given":"Camille"},{"family":"Angot","given":"Hélène"},{"family":"Thomas","given":"Jennie L."},{"family":"Sonke","given":"Jeroen E."}],"issued":{"date-parts":[["2026",6,6]]}}}],"schema":"https://github.com/citation-style-language/schema/raw/master/csl-citation.json"} </w:instrText>
+      </w:r>
+      <w:r>
         <w:fldChar w:fldCharType="separate"/>
       </w:r>
-      <w:r>
-        <w:rPr>
-          <w:rFonts w:eastAsiaTheme="minorHAnsi"/>
-          <w:vertAlign w:val="superscript"/>
-          <w14:ligatures w14:val="standardContextual"/>
-        </w:rPr>
-        <w:t>25</w:t>
-      </w:r>
+      <w:del w:id="90045" w:author="Claude" w:date="2026-10-14T12:00:00Z">
+        <w:r>
+          <w:rPr>
+            <w:rFonts w:eastAsiaTheme="minorHAnsi"/>
+            <w:vertAlign w:val="superscript"/>
+            <w14:ligatures w14:val="standardContextual"/>
+          </w:rPr>
+          <w:delText xml:space="preserve">25</w:delText>
+        </w:r>
+      </w:del>
       <w:r>
         <w:fldChar w:fldCharType="end"/>
-        <w:t>, which identifies the approximately linear portion of each distribution while excluding size ranges affected by incomplete detection of small particles or insufficient sampling of rare large particles.</w:t>
-      </w:r>
+      </w:r>
+      <w:del w:id="90046" w:author="Claude" w:date="2026-10-14T12:00:00Z">
+        <w:r>
+          <w:delText xml:space="preserve">, which identifies the approximately linear portion of each distribution while excluding size ranges affected by incomplete detection of small particles or insufficient sampling of rare large particles.</w:delText>
+        </w:r>
+      </w:del>
+      <w:ins w:id="90047" w:author="Claude" w:date="2026-10-14T12:00:00Z">
+        <w:r>
+          <w:t xml:space="preserve">The differential power-law slope (</w:t>
+        </w:r>
+        <w:r>
+          <w:rPr>
+            <w:i/>
+            <w:iCs/>
+          </w:rPr>
+          <w:t xml:space="preserve">a</w:t>
+        </w:r>
+        <w:r>
+          <w:t xml:space="preserve">) was estimated by maximum likelihood from the individual particle lengths, for a power law truncated at both ends of a fixed 100–500 µm window</w:t>
+        </w:r>
+        <w:r>
+          <w:rPr>
+            <w:vertAlign w:val="superscript"/>
+          </w:rPr>
+          <w:t xml:space="preserve">55,56</w:t>
+        </w:r>
+        <w:r>
+          <w:t xml:space="preserve">. Maximum likelihood on individual measurements is the most accurate and precise estimator of a power-law exponent, whereas least-squares fits to binned counts are biased</w:t>
+        </w:r>
+        <w:r>
+          <w:rPr>
+            <w:vertAlign w:val="superscript"/>
+          </w:rPr>
+          <w:t xml:space="preserve">57,58</w:t>
+        </w:r>
+        <w:r>
+          <w:t xml:space="preserve">. The window was set from detection rather than fitted: particles of at least 100 µm are reliably detected by our µFTIR system, and 500 µm is the sieve boundary above which large particles were undercounted in three rivers (Results). Cumulative particle-size distributions (C-PSDs) were also fitted following ref.25, using its limit-of-detection procedure, for comparison with published slopes. In three rivers the C-PSD slopes were steeper because each cumulative point also counts the undercounted particles above the window; in simulations with a known slope, the fixed-window maximum-likelihood estimator was unbiased with large or small particles undercounted, whereas the C-PSD fit became too steep (Supporting Information).</w:t>
+        </w:r>
+      </w:ins>
     </w:p>
     <w:p>
       <w:pPr>
@@ -1490,12 +1621,35 @@
         <w:jc w:val="both"/>
       </w:pPr>
       <w:r>
-        <w:t xml:space="preserve">To estimate microplastic concentrations across the full 1-5000 µm size range, the fitted differential power law was integrated over both the target (1-5000 µm) and empirically measured (50-500 µm) size ranges. </w:t>
+        <w:t xml:space="preserve">To estimate microplastic concentrations across the full 1-5000 µm size range, the fitted differential power law was integrated over both the target (1-5000 µm) </w:t>
+      </w:r>
+      <w:del w:id="90048" w:author="Claude" w:date="2026-10-14T12:00:00Z">
+        <w:r>
+          <w:delText xml:space="preserve">and empirically measured (50-500 µm) size ranges</w:delText>
+        </w:r>
+      </w:del>
+      <w:ins w:id="90049" w:author="Claude" w:date="2026-10-14T12:00:00Z">
+        <w:r>
+          <w:t xml:space="preserve">and the 100–500 µm fitting window</w:t>
+        </w:r>
+      </w:ins>
+      <w:r>
+        <w:t xml:space="preserve">. </w:t>
       </w:r>
       <w:commentRangeStart w:id="19"/>
       <w:r>
-        <w:t>A size-range correction factor was calculated as the ratio of predicted particle abundance in the target range to that in the measured range and multiplied by the empirical 50-500 µm concentration.</w:t>
-      </w:r>
+        <w:t xml:space="preserve">A size-range correction factor was calculated as the ratio of predicted particle abundance in the target range to that in the measured range and </w:t>
+      </w:r>
+      <w:del w:id="90050" w:author="Claude" w:date="2026-10-14T12:00:00Z">
+        <w:r>
+          <w:delText xml:space="preserve">multiplied by the empirical 50-500 µm concentration.</w:delText>
+        </w:r>
+      </w:del>
+      <w:ins w:id="90051" w:author="Claude" w:date="2026-10-14T12:00:00Z">
+        <w:r>
+          <w:t xml:space="preserve">multiplied by the concentration within that window. That concentration was rebuilt from each sample’s quality-controlled particles lying inside the window (see Spectral quality control and particle accounting), so that the concentration and the correction factor refer to the same size interval; samples with no particle inside the window were retained as non-detects (zero).</w:t>
+        </w:r>
+      </w:ins>
       <w:commentRangeEnd w:id="19"/>
       <w:r>
         <w:rPr>
@@ -1506,7 +1660,33 @@
         <w:commentReference w:id="19"/>
       </w:r>
       <w:r>
-        <w:t xml:space="preserve"> Uncertainty in the extrapolated concentration was estimated by propagating the 95% confidence interval of the fitted differential PSD slope through the same integration. The 165-385 µm limit-of-detection (LOD) window was used to estimate the power-law slope and does not represent the empirical concentration interval; the latter was defined operationally by the 50- and 500-µm sampling sieves. Additional equations and sensitivity analyses addressing uncertainty in the assumed power-law structure are provided in the Supporting Information.</w:t>
+        <w:t xml:space="preserve"> </w:t>
+      </w:r>
+      <w:del w:id="90052" w:author="Claude" w:date="2026-10-14T12:00:00Z">
+        <w:r>
+          <w:delText xml:space="preserve">Uncertainty in the extrapolated concentration was estimated by propagating the 95% confidence interval of the fitted differential PSD slope through the same integration.</w:delText>
+        </w:r>
+      </w:del>
+      <w:ins w:id="90053" w:author="Claude" w:date="2026-10-14T12:00:00Z">
+        <w:r>
+          <w:t xml:space="preserve">Because slopes differed significantly among rivers (Results), each river’s samples were rescaled with that river’s own fitted slope; the pooled slope and a two-segment model are reported for comparison. Slope uncertainty was propagated by Monte Carlo sampling of each fitted slope (fit standard error plus a structural standard deviation of 0.25).</w:t>
+        </w:r>
+      </w:ins>
+      <w:r>
+        <w:t xml:space="preserve"> </w:t>
+      </w:r>
+      <w:del w:id="90054" w:author="Claude" w:date="2026-10-14T12:00:00Z">
+        <w:r>
+          <w:delText xml:space="preserve">The 165-385 µm limit-of-detection (LOD) window was used to estimate the power-law slope and does not represent the empirical concentration interval; the latter was defined operationally by the 50- and 500-µm sampling sieves.</w:delText>
+        </w:r>
+      </w:del>
+      <w:ins w:id="90055" w:author="Claude" w:date="2026-10-14T12:00:00Z">
+        <w:r>
+          <w:t xml:space="preserve">The 50- and 500-µm sampling sieves define the reported concentration, whereas the fixed 100-500 µm fitting window defines the size interval over which both the concentration and the power-law slope are empirically supported.</w:t>
+        </w:r>
+      </w:ins>
+      <w:r>
+        <w:t xml:space="preserve"> Additional equations and sensitivity analyses addressing uncertainty in the assumed power-law structure are provided in the Supporting Information.</w:t>
       </w:r>
     </w:p>
     <w:p>
@@ -1583,7 +1763,7 @@
           <w:t xml:space="preserve">a</w:t>
         </w:r>
         <w:r>
-          <w:t xml:space="preserve"> = −α); these were fitted by maximum likelihood above an estimated lower size limit, a different method from our C-PSD fits. Study-reported total concentrations were rescaled with the correction factor described above, both to our 50–500 µm sieve window (W2), which lies inside every measured range, and to 1–5000 µm (W1). Uncertainty followed RIVM (triangular α and ±10% size limits), with our own Monte Carlo method as a sensitivity. Rubber, which our polymer library lacks, was retained as reported and excluded in a sensitivity analysis.</w:t>
+          <w:t xml:space="preserve"> = −α); these were fitted by maximum likelihood above an estimated lower size limit, a different method from our fixed-window fits. Study-reported total concentrations were rescaled with the correction factor described above, both to our 50–500 µm sieve window (W2), which lies inside every measured range, and to 1–5000 µm (W1). Uncertainty followed RIVM (triangular α and ±10% size limits), with our own Monte Carlo method as a sensitivity. Rubber, which our polymer library lacks, was retained as reported and excluded in a sensitivity analysis.</w:t>
         </w:r>
       </w:ins>
     </w:p>
@@ -2331,7 +2511,22 @@
       </w:pPr>
       <w:r>
         <w:lastRenderedPageBreak/>
-        <w:t>As in numerous other studies, our microplastic abundance increased strongly with decreasing particle size, and pooled river-water C-PSDs were well described by power-law relationships (all particles</w:t>
+      </w:r>
+      <w:r>
+        <w:t xml:space="preserve">As in numerous other studies, our microplastic abundance increased strongly with decreasing particle size, and </w:t>
+      </w:r>
+      <w:del w:id="90056" w:author="Claude" w:date="2026-10-14T12:00:00Z">
+        <w:r>
+          <w:delText xml:space="preserve">pooled river-water C-PSDs were well described by power-law relationships</w:delText>
+        </w:r>
+      </w:del>
+      <w:ins w:id="90057" w:author="Claude" w:date="2026-10-14T12:00:00Z">
+        <w:r>
+          <w:t xml:space="preserve">pooled river-water particle-size distributions were well described by power-law relationships</w:t>
+        </w:r>
+      </w:ins>
+      <w:r>
+        <w:t xml:space="preserve"> (all particles</w:t>
       </w:r>
       <w:ins w:id="22" w:author="Coffin, Scott@OEHHA" w:date="2026-09-25T17:07:00Z" w16du:dateUtc="2026-09-26T00:07:00Z">
         <w:r>
@@ -2346,7 +2541,33 @@
         </w:r>
       </w:ins>
       <w:r>
-        <w:t>: = -1.920 ± 0.035 SE, R² = 0.988). Particle morphology strongly influenced the size distribution: fragments exhibited a substantially steeper C-PSD slope (</w:t>
+        <w:t xml:space="preserve">: = </w:t>
+      </w:r>
+      <w:del w:id="90058" w:author="Claude" w:date="2026-10-14T12:00:00Z">
+        <w:r>
+          <w:delText xml:space="preserve">-1.920 ± 0.035 SE, R² = 0.988</w:delText>
+        </w:r>
+      </w:del>
+      <w:ins w:id="90059" w:author="Claude" w:date="2026-10-14T12:00:00Z">
+        <w:r>
+          <w:t xml:space="preserve">-1.394 ± 0.040 SE, n = 3,680 particles in the window</w:t>
+        </w:r>
+      </w:ins>
+      <w:r>
+        <w:t xml:space="preserve">). Particle morphology strongly influenced the size distribution: </w:t>
+      </w:r>
+      <w:del w:id="90072" w:author="Claude" w:date="2026-10-14T12:00:00Z">
+        <w:r>
+          <w:delText xml:space="preserve">fragments exhibited a substantially steeper C-PSD slope</w:delText>
+        </w:r>
+      </w:del>
+      <w:ins w:id="90073" w:author="Claude" w:date="2026-10-14T12:00:00Z">
+        <w:r>
+          <w:t xml:space="preserve">fragments exhibited a substantially steeper slope</w:t>
+        </w:r>
+      </w:ins>
+      <w:r>
+        <w:t xml:space="preserve"> (</w:t>
       </w:r>
       <w:r>
         <w:rPr>
@@ -2362,7 +2583,20 @@
         <w:t>′</w:t>
       </w:r>
       <w:r>
-        <w:t xml:space="preserve"> = -2.739 ± 0.038, R² = 0.993) than fibers (</w:t>
+        <w:t xml:space="preserve"> = </w:t>
+      </w:r>
+      <w:del w:id="90060" w:author="Claude" w:date="2026-10-14T12:00:00Z">
+        <w:r>
+          <w:delText xml:space="preserve">-2.739 ± 0.038, R² = 0.993</w:delText>
+        </w:r>
+      </w:del>
+      <w:ins w:id="90061" w:author="Claude" w:date="2026-10-14T12:00:00Z">
+        <w:r>
+          <w:t xml:space="preserve">-1.999 ± 0.051, n = 2,781 particles in the window</w:t>
+        </w:r>
+      </w:ins>
+      <w:r>
+        <w:t xml:space="preserve">) than fibers (</w:t>
       </w:r>
       <w:r>
         <w:rPr>
@@ -2378,9 +2612,28 @@
         <w:t>′</w:t>
       </w:r>
       <w:r>
-        <w:t xml:space="preserve"> = -1.671 ± 0.046, R² = 0.970; Fig. 6). This difference is consistent with the dimensional dependence of plastic fragmentation, whereby fragmentation of three-dimensional particles produces a more rapid increase in abundance with decreasing size than fragmentation of elongated fibers</w:t>
+        <w:t xml:space="preserve"> = </w:t>
+      </w:r>
+      <w:del w:id="90062" w:author="Claude" w:date="2026-10-14T12:00:00Z">
+        <w:r>
+          <w:delText xml:space="preserve">-1.671 ± 0.046, R² = 0.970</w:delText>
+        </w:r>
+      </w:del>
+      <w:ins w:id="90063" w:author="Claude" w:date="2026-10-14T12:00:00Z">
+        <w:r>
+          <w:t xml:space="preserve">0.048 ± 0.072, n = 899 particles in the window</w:t>
+        </w:r>
+      </w:ins>
+      <w:r>
+        <w:t xml:space="preserve">; Fig. 6). This difference is consistent with the dimensional dependence of plastic fragmentation, whereby fragmentation of three-dimensional particles produces a more rapid increase in abundance with decreasing size than fragmentation of elongated fibers</w:t>
+      </w:r>
+      <w:r>
         <w:fldChar w:fldCharType="begin"/>
+      </w:r>
+      <w:r>
         <w:instrText xml:space="preserve"> ADDIN ZOTERO_ITEM CSL_CITATION {"citationID":"qtyreXDE","properties":{"unsorted":false,"formattedCitation":"\\super 25\\nosupersub{}","plainCitation":"25","noteIndex":0},"citationItems":[{"id":11720,"uris":["http://zotero.org/users/11732030/items/4PYNHCUY"],"itemData":{"id":11720,"type":"article-journal","abstract":"Studies reporting environmental microplastic (MP) concentrations typically do so for variable MP size ranges, depending on sampling, processing and analytical detection methods. However, MP number concentrations in the environment increase exponentially with decreasing particle size. This leads to difficulties in intercomparison and extrapolation of studies, which is critical for data reviews, plastic dispersion modeling, and environmental and human health risk assessment. In this study, we summarize the current understanding of environmental MP particle size distribution (PSD), based on the power law model. We highlight how standard linear regression of the power law slope is strongly biased by data binning, and show that fitting a cumulative PSD (C-PSD) removes the binning bias. The existing MP size-alignment framework is extended to C-PSDs to extrapolate observed MP number and mass concentrations to the full MP size range (1 to 5000 μm, noted M P 1−5000µ m), or any other sub-size range. We confront the C-PSD power law model with 81 published ocean and atmosphere PSDs from the literature, compiled in the MPsizeBase open access database. We find that fitted power law slopes for fragments (-2.66 ± 0.68) are steeper than for fibers (-1.86 ± 0.36), reflecting fragmentation dimensionality. Among MP fragments, PSD slopes do not vary significantly between the atmosphere, surface and subsurface ocean. We further demonstrate that the large discrepancy between surface ocean MP concentrations measured by net tows and discrete, pumped samples arise primarily from their different minimum detectable MP sizes. After aligning datasets to a common size range, net tow and pumped MP fragment concentrations converge satisfactorily, while MP fiber concentration alignment is more uncertain due to fiber sampling loss and detection limitations. Across all 81 MP PSD datasets analysed, size-aligned M P 1−5000µ mnumber and mass concentrations are respectively 700x and 3x higher than reported concentrations, reflecting the high abundance of small particles predicted by the power law PSD. Together, these findings imply that size extrapolation to a common range is essential to intercompare datasets and to distinguish environmental patterns from methodological artifacts.","container-title":"Microplastics and Nanoplastics","DOI":"10.1186/s43591-026-00205-5","ISSN":"2662-4966","issue":"1","journalAbbreviation":"Micropl.&amp;Nanopl.","language":"en","page":"45","source":"DOI.org (Crossref)","title":"Using the power law size distribution to extrapolate and compare microplastic number and mass concentrations in environmental media","volume":"6","author":[{"family":"Segur","given":"Théo"},{"family":"Hough","given":"Ian"},{"family":"Dobiasova","given":"Nela"},{"family":"Voisin","given":"Didier"},{"family":"Richon","given":"Camille"},{"family":"Angot","given":"Hélène"},{"family":"Thomas","given":"Jennie L."},{"family":"Sonke","given":"Jeroen E."}],"issued":{"date-parts":[["2026",6,6]]}}}],"schema":"https://github.com/citation-style-language/schema/raw/master/csl-citation.json"} </w:instrText>
+      </w:r>
+      <w:r>
         <w:fldChar w:fldCharType="separate"/>
       </w:r>
       <w:r>
@@ -2393,6 +2646,8 @@
       </w:r>
       <w:r>
         <w:fldChar w:fldCharType="end"/>
+      </w:r>
+      <w:r>
         <w:t xml:space="preserve">. </w:t>
       </w:r>
       <w:commentRangeStart w:id="23"/>
@@ -2409,110 +2664,14 @@
         <w:commentReference w:id="23"/>
       </w:r>
       <w:r>
-        <w:t>used for comparison among studies, our fragment slope (</w:t>
-      </w:r>
-      <w:r>
-        <w:rPr>
-          <w:i/>
-          <w:iCs/>
-        </w:rPr>
-        <w:t>a</w:t>
-      </w:r>
-      <w:r>
-        <w:t xml:space="preserve"> = -3.74) was steeper than the fiber slope (</w:t>
-      </w:r>
-      <w:r>
-        <w:rPr>
-          <w:i/>
-          <w:iCs/>
-        </w:rPr>
-        <w:t>a</w:t>
-      </w:r>
-      <w:r>
-        <w:t xml:space="preserve"> = -2.67), consistent with morphology-dependent differences reported across environmental microplastic datasets</w:t>
-        <w:fldChar w:fldCharType="begin"/>
-        <w:instrText xml:space="preserve"> ADDIN ZOTERO_ITEM CSL_CITATION {"citationID":"Se4KndeC","properties":{"unsorted":false,"formattedCitation":"\\super 25\\nosupersub{}","plainCitation":"25","noteIndex":0},"citationItems":[{"id":11720,"uris":["http://zotero.org/users/11732030/items/4PYNHCUY"],"itemData":{"id":11720,"type":"article-journal","abstract":"Studies reporting environmental microplastic (MP) concentrations typically do so for variable MP size ranges, depending on sampling, processing and analytical detection methods. However, MP number concentrations in the environment increase exponentially with decreasing particle size. This leads to difficulties in intercomparison and extrapolation of studies, which is critical for data reviews, plastic dispersion modeling, and environmental and human health risk assessment. In this study, we summarize the current understanding of environmental MP particle size distribution (PSD), based on the power law model. We highlight how standard linear regression of the power law slope is strongly biased by data binning, and show that fitting a cumulative PSD (C-PSD) removes the binning bias. The existing MP size-alignment framework is extended to C-PSDs to extrapolate observed MP number and mass concentrations to the full MP size range (1 to 5000 μm, noted M P 1−5000µ m), or any other sub-size range. We confront the C-PSD power law model with 81 published ocean and atmosphere PSDs from the literature, compiled in the MPsizeBase open access database. We find that fitted power law slopes for fragments (-2.66 ± 0.68) are steeper than for fibers (-1.86 ± 0.36), reflecting fragmentation dimensionality. Among MP fragments, PSD slopes do not vary significantly between the atmosphere, surface and subsurface ocean. We further demonstrate that the large discrepancy between surface ocean MP concentrations measured by net tows and discrete, pumped samples arise primarily from their different minimum detectable MP sizes. After aligning datasets to a common size range, net tow and pumped MP fragment concentrations converge satisfactorily, while MP fiber concentration alignment is more uncertain due to fiber sampling loss and detection limitations. Across all 81 MP PSD datasets analysed, size-aligned M P 1−5000µ mnumber and mass concentrations are respectively 700x and 3x higher than reported concentrations, reflecting the high abundance of small particles predicted by the power law PSD. Together, these findings imply that size extrapolation to a common range is essential to intercompare datasets and to distinguish environmental patterns from methodological artifacts.","container-title":"Microplastics and Nanoplastics","DOI":"10.1186/s43591-026-00205-5","ISSN":"2662-4966","issue":"1","journalAbbreviation":"Micropl.&amp;Nanopl.","language":"en","page":"45","source":"DOI.org (Crossref)","title":"Using the power law size distribution to extrapolate and compare microplastic number and mass concentrations in environmental media","volume":"6","author":[{"family":"Segur","given":"Théo"},{"family":"Hough","given":"Ian"},{"family":"Dobiasova","given":"Nela"},{"family":"Voisin","given":"Didier"},{"family":"Richon","given":"Camille"},{"family":"Angot","given":"Hélène"},{"family":"Thomas","given":"Jennie L."},{"family":"Sonke","given":"Jeroen E."}],"issued":{"date-parts":[["2026",6,6]]}}}],"schema":"https://github.com/citation-style-language/schema/raw/master/csl-citation.json"} </w:instrText>
-        <w:fldChar w:fldCharType="separate"/>
-      </w:r>
-      <w:r>
-        <w:rPr>
-          <w:rFonts w:eastAsiaTheme="minorHAnsi"/>
-          <w:vertAlign w:val="superscript"/>
-          <w14:ligatures w14:val="standardContextual"/>
-        </w:rPr>
-        <w:t>25</w:t>
-      </w:r>
-      <w:r>
-        <w:fldChar w:fldCharType="end"/>
-        <w:t>.</w:t>
-      </w:r>
-    </w:p>
-    <w:p>
-      <w:pPr>
-        <w:spacing w:line="480" w:lineRule="auto"/>
-        <w:ind w:firstLine="720"/>
-        <w:jc w:val="both"/>
-      </w:pPr>
-      <w:r>
-        <w:t xml:space="preserve">Particle-size distributions also differed strongly among rivers despite the absence of significant differences in measured microplastic concentrations. </w:t>
-      </w:r>
-      <w:commentRangeStart w:id="24"/>
-      <w:r>
-        <w:t xml:space="preserve">River-specific C-PSD slopes ranged from -1.493 ± 0.068 in the Salinas River and -1.503 ± 0.074 in the Carmel River to -1.975 ± 0.050 in the San Lorenzo River and -2.711 ± 0.063 in the Pajaro River (Fig. 6). Heterogeneity among river-specific slopes was substantial (Cochran’s </w:t>
-      </w:r>
-      <w:r>
-        <w:rPr>
-          <w:i/>
-          <w:iCs/>
-        </w:rPr>
-        <w:t>Q</w:t>
-      </w:r>
-      <w:r>
-        <w:t xml:space="preserve"> = 227.4, </w:t>
-      </w:r>
-      <w:r>
-        <w:rPr>
-          <w:rStyle w:val="Emphasis"/>
-        </w:rPr>
-        <w:t>P</w:t>
-      </w:r>
-      <w:r>
-        <w:t xml:space="preserve"> &lt; 0.00</w:t>
-      </w:r>
-      <w:commentRangeEnd w:id="24"/>
-      <w:r>
-        <w:rPr>
-          <w:rStyle w:val="CommentReference"/>
-          <w:sz w:val="24"/>
-          <w:szCs w:val="24"/>
-        </w:rPr>
-        <w:commentReference w:id="24"/>
-      </w:r>
-      <w:r>
-        <w:t xml:space="preserve">1, </w:t>
-      </w:r>
-      <w:r>
-        <w:rPr>
-          <w:i/>
-          <w:iCs/>
-        </w:rPr>
-        <w:t>I</w:t>
-      </w:r>
-      <w:r>
-        <w:rPr>
-          <w:vertAlign w:val="superscript"/>
-        </w:rPr>
-        <w:t>2</w:t>
-      </w:r>
-      <w:r>
-        <w:t xml:space="preserve"> = 98.7%), indicating pronounced differences among watersheds in the relative abundance of small versus large microplastics. </w:t>
-      </w:r>
-      <w:del w:id="90006" w:author="Claude" w:date="2026-10-14T12:00:00Z">
-        <w:r>
-          <w:delText xml:space="preserve">Our differential fragment PSD slope (</w:delText>
+        <w:t xml:space="preserve">used for comparison among studies, our fragment slope </w:t>
+      </w:r>
+      <w:del w:id="90064" w:author="Claude" w:date="2026-10-14T12:00:00Z">
+        <w:r>
+          <w:delText xml:space="preserve">(</w:delText>
         </w:r>
       </w:del>
-      <w:del w:id="90007" w:author="Claude" w:date="2026-10-14T12:00:00Z">
+      <w:del w:id="90065" w:author="Claude" w:date="2026-10-14T12:00:00Z">
         <w:r>
           <w:rPr>
             <w:i/>
@@ -2521,6 +2680,197 @@
           <w:delText xml:space="preserve">a</w:delText>
         </w:r>
       </w:del>
+      <w:del w:id="90066" w:author="Claude" w:date="2026-10-14T12:00:00Z">
+        <w:r>
+          <w:delText xml:space="preserve"> = -3.74)</w:delText>
+        </w:r>
+      </w:del>
+      <w:ins w:id="90067" w:author="Claude" w:date="2026-10-14T12:00:00Z">
+        <w:r>
+          <w:t xml:space="preserve">(a = -3.00)</w:t>
+        </w:r>
+      </w:ins>
+      <w:r>
+        <w:t xml:space="preserve"> was steeper than the fiber slope </w:t>
+      </w:r>
+      <w:del w:id="90068" w:author="Claude" w:date="2026-10-14T12:00:00Z">
+        <w:r>
+          <w:delText xml:space="preserve">(</w:delText>
+        </w:r>
+      </w:del>
+      <w:del w:id="90069" w:author="Claude" w:date="2026-10-14T12:00:00Z">
+        <w:r>
+          <w:rPr>
+            <w:i/>
+            <w:iCs/>
+          </w:rPr>
+          <w:delText xml:space="preserve">a</w:delText>
+        </w:r>
+      </w:del>
+      <w:del w:id="90070" w:author="Claude" w:date="2026-10-14T12:00:00Z">
+        <w:r>
+          <w:delText xml:space="preserve"> = -2.67)</w:delText>
+        </w:r>
+      </w:del>
+      <w:ins w:id="90071" w:author="Claude" w:date="2026-10-14T12:00:00Z">
+        <w:r>
+          <w:t xml:space="preserve">(a = -0.95)</w:t>
+        </w:r>
+      </w:ins>
+      <w:r>
+        <w:t xml:space="preserve">, consistent with morphology-dependent differences reported across environmental microplastic datasets</w:t>
+      </w:r>
+      <w:r>
+        <w:fldChar w:fldCharType="begin"/>
+      </w:r>
+      <w:r>
+        <w:instrText xml:space="preserve"> ADDIN ZOTERO_ITEM CSL_CITATION {"citationID":"Se4KndeC","properties":{"unsorted":false,"formattedCitation":"\\super 25\\nosupersub{}","plainCitation":"25","noteIndex":0},"citationItems":[{"id":11720,"uris":["http://zotero.org/users/11732030/items/4PYNHCUY"],"itemData":{"id":11720,"type":"article-journal","abstract":"Studies reporting environmental microplastic (MP) concentrations typically do so for variable MP size ranges, depending on sampling, processing and analytical detection methods. However, MP number concentrations in the environment increase exponentially with decreasing particle size. This leads to difficulties in intercomparison and extrapolation of studies, which is critical for data reviews, plastic dispersion modeling, and environmental and human health risk assessment. In this study, we summarize the current understanding of environmental MP particle size distribution (PSD), based on the power law model. We highlight how standard linear regression of the power law slope is strongly biased by data binning, and show that fitting a cumulative PSD (C-PSD) removes the binning bias. The existing MP size-alignment framework is extended to C-PSDs to extrapolate observed MP number and mass concentrations to the full MP size range (1 to 5000 μm, noted M P 1−5000µ m), or any other sub-size range. We confront the C-PSD power law model with 81 published ocean and atmosphere PSDs from the literature, compiled in the MPsizeBase open access database. We find that fitted power law slopes for fragments (-2.66 ± 0.68) are steeper than for fibers (-1.86 ± 0.36), reflecting fragmentation dimensionality. Among MP fragments, PSD slopes do not vary significantly between the atmosphere, surface and subsurface ocean. We further demonstrate that the large discrepancy between surface ocean MP concentrations measured by net tows and discrete, pumped samples arise primarily from their different minimum detectable MP sizes. After aligning datasets to a common size range, net tow and pumped MP fragment concentrations converge satisfactorily, while MP fiber concentration alignment is more uncertain due to fiber sampling loss and detection limitations. Across all 81 MP PSD datasets analysed, size-aligned M P 1−5000µ mnumber and mass concentrations are respectively 700x and 3x higher than reported concentrations, reflecting the high abundance of small particles predicted by the power law PSD. Together, these findings imply that size extrapolation to a common range is essential to intercompare datasets and to distinguish environmental patterns from methodological artifacts.","container-title":"Microplastics and Nanoplastics","DOI":"10.1186/s43591-026-00205-5","ISSN":"2662-4966","issue":"1","journalAbbreviation":"Micropl.&amp;Nanopl.","language":"en","page":"45","source":"DOI.org (Crossref)","title":"Using the power law size distribution to extrapolate and compare microplastic number and mass concentrations in environmental media","volume":"6","author":[{"family":"Segur","given":"Théo"},{"family":"Hough","given":"Ian"},{"family":"Dobiasova","given":"Nela"},{"family":"Voisin","given":"Didier"},{"family":"Richon","given":"Camille"},{"family":"Angot","given":"Hélène"},{"family":"Thomas","given":"Jennie L."},{"family":"Sonke","given":"Jeroen E."}],"issued":{"date-parts":[["2026",6,6]]}}}],"schema":"https://github.com/citation-style-language/schema/raw/master/csl-citation.json"} </w:instrText>
+      </w:r>
+      <w:r>
+        <w:fldChar w:fldCharType="separate"/>
+      </w:r>
+      <w:r>
+        <w:rPr>
+          <w:rFonts w:eastAsiaTheme="minorHAnsi"/>
+          <w:vertAlign w:val="superscript"/>
+          <w14:ligatures w14:val="standardContextual"/>
+        </w:rPr>
+        <w:t>25</w:t>
+      </w:r>
+      <w:r>
+        <w:fldChar w:fldCharType="end"/>
+      </w:r>
+      <w:r>
+        <w:t>.</w:t>
+      </w:r>
+    </w:p>
+    <w:p>
+      <w:pPr>
+        <w:spacing w:line="480" w:lineRule="auto"/>
+        <w:ind w:firstLine="720"/>
+        <w:jc w:val="both"/>
+      </w:pPr>
+      <w:r>
+        <w:t xml:space="preserve">Particle-size distributions also differed strongly among rivers despite the absence of significant differences in measured microplastic concentrations. </w:t>
+      </w:r>
+      <w:commentRangeStart w:id="24"/>
+      <w:del w:id="90074" w:author="Claude" w:date="2026-10-14T12:00:00Z">
+        <w:r>
+          <w:delText xml:space="preserve">River-specific C-PSD slopes ranged from</w:delText>
+        </w:r>
+      </w:del>
+      <w:ins w:id="90075" w:author="Claude" w:date="2026-10-14T12:00:00Z">
+        <w:r>
+          <w:t xml:space="preserve">River-specific slopes ranged from</w:t>
+        </w:r>
+      </w:ins>
+      <w:r>
+        <w:t xml:space="preserve"> </w:t>
+      </w:r>
+      <w:del w:id="90076" w:author="Claude" w:date="2026-10-14T12:00:00Z">
+        <w:r>
+          <w:delText xml:space="preserve">-1.493 ± 0.068 in the Salinas River and -1.503 ± 0.074 in the Carmel River to -1.975 ± 0.050 in the San Lorenzo River and -2.711 ± 0.063 in the Pajaro River</w:delText>
+        </w:r>
+      </w:del>
+      <w:ins w:id="90077" w:author="Claude" w:date="2026-10-14T12:00:00Z">
+        <w:r>
+          <w:t xml:space="preserve">-1.159 ± 0.075 in the Carmel River and -1.258 ± 0.101 in the Salinas River to -1.486 ± 0.079 in the San Lorenzo River and -1.585 ± 0.072 in the Pajaro River</w:t>
+        </w:r>
+      </w:ins>
+      <w:r>
+        <w:t xml:space="preserve"> (Fig. 6). Heterogeneity among river-specific slopes was substantial (Cochran’s </w:t>
+      </w:r>
+      <w:r>
+        <w:rPr>
+          <w:i/>
+          <w:iCs/>
+        </w:rPr>
+        <w:t>Q</w:t>
+      </w:r>
+      <w:del w:id="90078" w:author="Claude" w:date="2026-10-14T12:00:00Z">
+        <w:r>
+          <w:delText xml:space="preserve"> = 227.4, </w:delText>
+        </w:r>
+      </w:del>
+      <w:ins w:id="90079" w:author="Claude" w:date="2026-10-14T12:00:00Z">
+        <w:r>
+          <w:t xml:space="preserve"> = 19.9, </w:t>
+        </w:r>
+      </w:ins>
+      <w:r>
+        <w:rPr>
+          <w:rStyle w:val="Emphasis"/>
+        </w:rPr>
+        <w:t>P</w:t>
+      </w:r>
+      <w:r>
+        <w:t xml:space="preserve"> &lt; 0.00</w:t>
+      </w:r>
+      <w:commentRangeEnd w:id="24"/>
+      <w:r>
+        <w:rPr>
+          <w:rStyle w:val="CommentReference"/>
+          <w:sz w:val="24"/>
+          <w:szCs w:val="24"/>
+        </w:rPr>
+        <w:commentReference w:id="24"/>
+      </w:r>
+      <w:r>
+        <w:t xml:space="preserve">1, </w:t>
+      </w:r>
+      <w:r>
+        <w:rPr>
+          <w:i/>
+          <w:iCs/>
+        </w:rPr>
+        <w:t>I</w:t>
+      </w:r>
+      <w:r>
+        <w:rPr>
+          <w:vertAlign w:val="superscript"/>
+        </w:rPr>
+        <w:t>2</w:t>
+      </w:r>
+      <w:del w:id="90080" w:author="Claude" w:date="2026-10-14T12:00:00Z">
+        <w:r>
+          <w:delText xml:space="preserve"> = 98.7%)</w:delText>
+        </w:r>
+      </w:del>
+      <w:ins w:id="90081" w:author="Claude" w:date="2026-10-14T12:00:00Z">
+        <w:r>
+          <w:t xml:space="preserve"> = 84.9%)</w:t>
+        </w:r>
+      </w:ins>
+      <w:r>
+        <w:t xml:space="preserve">, </w:t>
+      </w:r>
+      <w:del w:id="90082" w:author="Claude" w:date="2026-10-14T12:00:00Z">
+        <w:r>
+          <w:delText xml:space="preserve">indicating pronounced differences among watersheds in the relative abundance of small versus large microplastics.</w:delText>
+        </w:r>
+      </w:del>
+      <w:ins w:id="90083" w:author="Claude" w:date="2026-10-14T12:00:00Z">
+        <w:r>
+          <w:t xml:space="preserve">indicating pronounced differences among watersheds in the relative abundance of small versus large microplastics. C-PSD fits gave steeper slopes for Carmel (-1.61), Pajaro (-2.46) and Salinas (-2.04), because these rivers held only 28–52% of the particles above 500 µm expected from the power law, and every cumulative point also counts those particles; subtracting field-blank particles did not remove the difference (Supporting Information).</w:t>
+        </w:r>
+      </w:ins>
+      <w:r>
+        <w:t xml:space="preserve"> </w:t>
+      </w:r>
+      <w:del w:id="90006" w:author="Claude" w:date="2026-10-14T12:00:00Z">
+        <w:r>
+          <w:delText xml:space="preserve">Our differential fragment PSD slope (</w:delText>
+        </w:r>
+      </w:del>
+      <w:del w:id="90007" w:author="Claude" w:date="2026-10-14T12:00:00Z">
+        <w:r>
+          <w:rPr>
+            <w:i/>
+            <w:iCs/>
+          </w:rPr>
+          <w:delText xml:space="preserve">a</w:delText>
+        </w:r>
+      </w:del>
       <w:del w:id="90008" w:author="Claude" w:date="2026-10-14T12:00:00Z">
         <w:r>
           <w:delText xml:space="preserve"> = -3.74) was </w:delText>
@@ -2556,7 +2906,7 @@
           <w:t xml:space="preserve">Across the four rivers, our differential slopes had a median of </w:t>
         </w:r>
         <w:r>
-          <w:t xml:space="preserve">−2.74 (IQR −3.16 to −2.50; n = 4)</w:t>
+          <w:t xml:space="preserve">−2.37 (IQR −2.51 to −2.23; n = 4)</w:t>
         </w:r>
         <w:r>
           <w:t xml:space="preserve">, compared with medians of </w:t>
@@ -2580,7 +2930,7 @@
           <w:t xml:space="preserve">51</w:t>
         </w:r>
         <w:r>
-          <w:t xml:space="preserve"> (Fig. 8). Because the Dutch slopes were fitted by maximum likelihood above an estimated lower size limit rather than by C-PSD, this comparison is indicative only. These water-column data differ from particle-resolved µFTIR measurements of Dutch river suspended solids (per mass of sediment), whose site-mean slopes ranged from −3.89 to −3.19; our fragment slope (</w:t>
+          <w:t xml:space="preserve"> (Fig. 8). The Dutch slopes were fitted by maximum likelihood above an estimated lower size limit, with no upper bound; in our data that estimator was steepened by the shortage of large particles described above, so this comparison is indicative only. These water-column data differ from particle-resolved µFTIR measurements of Dutch river suspended solids (per mass of sediment), whose site-mean slopes ranged from −3.89 to −3.19; our fragment slope (</w:t>
         </w:r>
         <w:r>
           <w:rPr>
@@ -2590,7 +2940,7 @@
           <w:t xml:space="preserve">a</w:t>
         </w:r>
         <w:r>
-          <w:t xml:space="preserve"> = −3.74) lies within that range</w:t>
+          <w:t xml:space="preserve"> = −3.00) is shallower than that range</w:t>
         </w:r>
       </w:ins>
       <w:r>
@@ -2649,7 +2999,6 @@
           <w:ins w:id="90012" w:author="Claude" w:date="2026-10-14T12:00:00Z"/>
         </w:rPr>
       </w:pPr>
-      <w:commentRangeStart w:id="801"/>
       <w:ins w:id="90013" w:author="Claude" w:date="2026-10-14T12:00:00Z">
         <w:r>
           <w:t xml:space="preserve">Rescaled to our 50–500 µm sieve window, which requires only interior rescaling for every dataset, Dutch river water measured over 20–5000 µm (FTIR) or 10–500 µm (LDIR) had medians of </w:t>
@@ -2679,10 +3028,13 @@
           <w:t xml:space="preserve"> (Lek canal) particles m⁻³, versus </w:t>
         </w:r>
         <w:r>
-          <w:t xml:space="preserve">400 (IQR 150–1,000; n = 60)</w:t>
-        </w:r>
-        <w:r>
-          <w:t xml:space="preserve"> particles m⁻³ measured here (Fig. 7a). The interquartile range of our samples overlapped those of the FTIR-measured Meuse and Dommel, whereas every LDIR sample from the Rhine and Lek canal exceeded our upper quartile; with two LDIR samples per water body and different analytical techniques, these differences should not be generalized. Extrapolated to 1–5000 µm, Dutch medians ranged from </w:t>
+          <w:t xml:space="preserve">190 (IQR 78–500; n = 56)</w:t>
+        </w:r>
+        <w:r>
+          <w:t xml:space="preserve"> particles m⁻³ measured here (Fig. 7a). </w:t>
+        </w:r>
+        <w:r>
+          <w:t xml:space="preserve">The interquartile range of our samples overlapped that of the FTIR-measured Meuse and Dommel, whereas every LDIR sample from the Rhine and Lek canal exceeded our upper quartile; with two LDIR samples per water body and different analytical techniques, these differences should not be generalized. Extrapolated to 1–5000 µm, Dutch medians ranged from </w:t>
         </w:r>
         <w:r>
           <w:t xml:space="preserve">39,000</w:t>
@@ -2709,25 +3061,12 @@
           <w:t xml:space="preserve">) particles m⁻³, versus </w:t>
         </w:r>
         <w:r>
-          <w:t xml:space="preserve">7.4 × 10⁵</w:t>
-        </w:r>
-        <w:r>
-          <w:t xml:space="preserve"> under our single-slope model and </w:t>
-        </w:r>
-        <w:r>
-          <w:t xml:space="preserve">1.2 × 10⁵</w:t>
-        </w:r>
-        <w:r>
-          <w:t xml:space="preserve"> under the two-segment model (Fig. 7b). These W1 differences are dominated by the fitted slopes, which were estimated with different methods and fitting windows, and by differences between large perennial and small episodic rivers; they should therefore be read as model-based contrasts rather than differences in true abundance (Supporting Information, Table S-A and Figs. S-A to S-C).</w:t>
+          <w:t xml:space="preserve">42,000</w:t>
+        </w:r>
+        <w:r>
+          <w:t xml:space="preserve"> with each river’s own fixed-window slope (Fig. 7b). These W1 differences are dominated by the fitted slopes, which were estimated with different methods and fitting windows, and by differences between large perennial and small episodic rivers; they should therefore be read as model-based contrasts rather than differences in true abundance (Supporting Information, Table S-A and Figs. S-A to S-C).</w:t>
         </w:r>
       </w:ins>
-      <w:commentRangeEnd w:id="801"/>
-      <w:r>
-        <w:rPr>
-          <w:rStyle w:val="CommentReference"/>
-        </w:rPr>
-        <w:commentReference w:id="801"/>
-      </w:r>
     </w:p>
     <w:p>
       <w:pPr>
@@ -2737,35 +3076,73 @@
       </w:pPr>
       <w:r>
         <w:lastRenderedPageBreak/>
-        <w:t xml:space="preserve">The steep river-water PSD indicates that the operationally measured 50-500 µm fraction represents only a small proportion of microplastics predicted across the full 1-5000 µm microplastic size range. Using the pooled differential PSD slope (</w:t>
-      </w:r>
-      <w:r>
-        <w:rPr>
-          <w:i/>
-          <w:iCs/>
-        </w:rPr>
-        <w:t>a</w:t>
-      </w:r>
-      <w:r>
-        <w:t xml:space="preserve"> = -2.920 ± 0.035 SE), integration of the fitted power law yielded a correction factor of approximately 1,850 from the 50-500 µm fraction to the full 1-5000 µm range. Applying this correction to the empirically measured mean concentration of 0.33 particles L⁻¹ yielded a model-derived estimate of approximately </w:t>
-      </w:r>
-      <w:r>
-        <w:rPr>
-          <w:rStyle w:val="Strong"/>
-          <w:b w:val="0"/>
-          <w:bCs w:val="0"/>
-        </w:rPr>
-        <w:t xml:space="preserve">600 microplastics L⁻¹ (slope-derived 95% CI: 460–790 microplastics L⁻¹)</w:t>
-      </w:r>
-      <w:r>
-        <w:rPr>
-          <w:b/>
-          <w:bCs/>
-        </w:rPr>
+      </w:r>
+      <w:r>
+        <w:t xml:space="preserve">The steep river-water PSD indicates that the operationally measured 50-500 µm fraction represents only a small proportion of microplastics predicted across the full 1-5000 µm microplastic size range. </w:t>
+      </w:r>
+      <w:del w:id="90084" w:author="Claude" w:date="2026-10-14T12:00:00Z">
+        <w:r>
+          <w:delText xml:space="preserve">Using the pooled differential PSD slope (</w:delText>
+        </w:r>
+      </w:del>
+      <w:del w:id="90085" w:author="Claude" w:date="2026-10-14T12:00:00Z">
+        <w:r>
+          <w:rPr>
+            <w:i/>
+            <w:iCs/>
+          </w:rPr>
+          <w:delText xml:space="preserve">a</w:delText>
+        </w:r>
+      </w:del>
+      <w:del w:id="90086" w:author="Claude" w:date="2026-10-14T12:00:00Z">
+        <w:r>
+          <w:delText xml:space="preserve"> = -2.920 ± 0.035 SE), integration of the fitted power law yielded a correction factor of approximately 1,850 from the 50-500 µm fraction to the full 1-5000 µm range. Applying this correction to the empirically measured mean concentration of 0.33 particles L⁻¹ yielded a model-derived estimate of approximately </w:delText>
+        </w:r>
+      </w:del>
+      <w:del w:id="90087" w:author="Claude" w:date="2026-10-14T12:00:00Z">
+        <w:r>
+          <w:rPr>
+            <w:rStyle w:val="Strong"/>
+            <w:b w:val="0"/>
+            <w:bCs w:val="0"/>
+          </w:rPr>
+          <w:delText xml:space="preserve">600 microplastics L⁻¹ (slope-derived 95% CI: 460–790 microplastics L⁻¹)</w:delText>
+        </w:r>
+      </w:del>
+      <w:del w:id="90088" w:author="Claude" w:date="2026-10-14T12:00:00Z">
+        <w:r>
+          <w:rPr>
+            <w:b/>
+            <w:bCs/>
+          </w:rPr>
+          <w:delText xml:space="preserve"> </w:delText>
+        </w:r>
+      </w:del>
+      <w:del w:id="90089" w:author="Claude" w:date="2026-10-14T12:00:00Z">
+        <w:r>
+          <w:delText xml:space="preserve">across 1-5000 µm.</w:delText>
+        </w:r>
+      </w:del>
+      <w:ins w:id="90090" w:author="Claude" w:date="2026-10-14T12:00:00Z">
+        <w:r>
+          <w:t xml:space="preserve">Because slopes differed among rivers, each river’s 100–500 µm concentrations (median 0.19 particles L⁻¹; 0 non-detects) were rescaled with that river’s own fitted differential slope, giving median correction factors from the fitting window to the full 1-5000 µm range of 246 (Carmel), 1,610 (Pajaro), 381 (Salinas), 1,020 (San Lorenzo); the pooled slope (a = -2.394 ± 0.040 SE) gives 686. Applied to the per-sample concentrations, this yielded a model-derived median of approximately 110 microplastics L⁻¹ (IQR 36–310; n = 56) across 1-5000 µm, compared with 130 microplastics L⁻¹ using the pooled slope.</w:t>
+        </w:r>
+      </w:ins>
+      <w:r>
         <w:t xml:space="preserve"> </w:t>
       </w:r>
-      <w:r>
-        <w:t xml:space="preserve">across 1-5000 µm. The fitted slope was estimated over the empirically supported 165-385 µm C-PSD window and extrapolated beyond that range, particularly toward smaller particle sizes; consequently, this confidence interval reflects uncertainty in the estimated slope but not uncertainty in the assumption that a single power law extends to 1 µm. </w:t>
+      <w:del w:id="90091" w:author="Claude" w:date="2026-10-14T12:00:00Z">
+        <w:r>
+          <w:delText xml:space="preserve">The fitted slope was estimated over the empirically supported 165-385 µm C-PSD window</w:delText>
+        </w:r>
+      </w:del>
+      <w:ins w:id="90092" w:author="Claude" w:date="2026-10-14T12:00:00Z">
+        <w:r>
+          <w:t xml:space="preserve">The fitted slopes and concentrations were both restricted to the empirically supported 100-500 µm window</w:t>
+        </w:r>
+      </w:ins>
+      <w:r>
+        <w:t xml:space="preserve"> and extrapolated beyond that range, particularly toward smaller particle sizes; consequently, this confidence interval reflects uncertainty in the estimated slope but not uncertainty in the assumption that a single power law extends to 1 µm. </w:t>
       </w:r>
       <w:commentRangeStart w:id="26"/>
       <w:r>
@@ -2781,7 +3158,20 @@
         <w:commentReference w:id="26"/>
       </w:r>
       <w:r>
-        <w:t xml:space="preserve"> (ΔAIC = -44.0), confirming that the magnitude of the extrapolation is sensitive to assumed PSD structure (Supporting Information). Thus, the estimated 1-5000 µm concentration should be interpreted as a model-based size-aligned estimate rather than a directly measured concentration, while illustrating the potentially large fraction of microplastics omitted when measurements are restricted to conventional size ranges.</w:t>
+        <w:t xml:space="preserve"> </w:t>
+      </w:r>
+      <w:del w:id="90093" w:author="Claude" w:date="2026-10-14T12:00:00Z">
+        <w:r>
+          <w:delText xml:space="preserve">(ΔAIC = -44.0)</w:delText>
+        </w:r>
+      </w:del>
+      <w:ins w:id="90094" w:author="Claude" w:date="2026-10-14T12:00:00Z">
+        <w:r>
+          <w:t xml:space="preserve">(ΔAIC = -142.7; breakpoint 200 µm; differential slopes -2.47 below and -2.87 above), giving a correction factor of 1,010 and a median of 190 microplastics L⁻¹ (0.7-fold lower than with the pooled single slope on the same window)</w:t>
+        </w:r>
+      </w:ins>
+      <w:r>
+        <w:t xml:space="preserve">, confirming that the magnitude of the extrapolation is sensitive to assumed PSD structure (Supporting Information). Thus, the estimated 1-5000 µm concentration should be interpreted as a model-based size-aligned estimate rather than a directly measured concentration, while illustrating the potentially large fraction of microplastics omitted when measurements are restricted to conventional size ranges.</w:t>
       </w:r>
     </w:p>
     <w:p>
@@ -2839,7 +3229,81 @@
         <w:jc w:val="both"/>
       </w:pPr>
       <w:r>
-        <w:t xml:space="preserve">Our results also demonstrate how environmental microplastic abundance depend strongly on the lower particle-size limit of measurement. Spectroscopic analysis revealed steep size distributions in which microplastic abundance increased rapidly as measured particles became smaller. Further applying the fitted PSD to our empirical 50-500 µm concentration produced a model-based estimate of approximately </w:t>
+        <w:t xml:space="preserve">Our results also demonstrate how environmental microplastic abundance depend strongly on the lower particle-size limit of measurement. Spectroscopic analysis revealed steep size distributions in which microplastic abundance increased rapidly as measured particles became smaller. Further applying the fitted PSD to our empirical 50-500 µm concentration produced a model-based estimate of </w:t>
+      </w:r>
+      <w:del w:id="90095" w:author="Claude" w:date="2026-10-14T12:00:00Z">
+        <w:r>
+          <w:delText xml:space="preserve">approximately </w:delText>
+        </w:r>
+      </w:del>
+      <w:del w:id="90096" w:author="Claude" w:date="2026-10-14T12:00:00Z">
+        <w:r>
+          <w:rPr>
+            <w:rStyle w:val="Strong"/>
+            <w:b w:val="0"/>
+            <w:bCs w:val="0"/>
+          </w:rPr>
+          <w:delText xml:space="preserve">600 particles L⁻¹ </w:delText>
+        </w:r>
+      </w:del>
+      <w:del w:id="90097" w:author="Claude" w:date="2026-10-14T12:00:00Z">
+        <w:r>
+          <w:delText xml:space="preserve">across the full 1-5000 µm microplastic size range, compared with 0.33 microplastics L⁻¹ measured</w:delText>
+        </w:r>
+      </w:del>
+      <w:ins w:id="90098" w:author="Claude" w:date="2026-10-14T12:00:00Z">
+        <w:r>
+          <w:t xml:space="preserve">a median of approximately 110 particles L⁻¹ (190 under a two-segment model) across the full 1-5000 µm microplastic size range, compared with a median of 0.19 microplastics L⁻¹ measured</w:t>
+        </w:r>
+      </w:ins>
+      <w:r>
+        <w:t xml:space="preserve"> in our operational 50-500 µm fraction. This extrapolation remains sensitive to PSD model structure and should not be interpreted as a direct measurement; rather, it demonstrates the potentially large numerical contribution of particles below conventional analytical size limits. Improved empirical measurements below 50 µm therefore represent an important next step for both flux estimation and ecological risk assessment. Smaller particles overlap more strongly with the ingestible size range of plankton and other small aquatic organisms</w:t>
+      </w:r>
+      <w:r>
+        <w:fldChar w:fldCharType="begin"/>
+      </w:r>
+      <w:r>
+        <w:instrText xml:space="preserve"> ADDIN ZOTERO_ITEM CSL_CITATION {"citationID":"ocZ24HZY","properties":{"unsorted":false,"formattedCitation":"\\super 49\\nosupersub{}","plainCitation":"49","noteIndex":0},"citationItems":[{"id":2432,"uris":["http://zotero.org/users/11732030/items/ER3HPBQA"],"itemData":{"id":2432,"type":"article-journal","abstract":"Microplastics are abundant and widespread in the marine environment. They are a contaminant of global environmental and economic concern. Due to their small size a wide range of marine species, including zooplankton can ingest them. Research has shown that microplastics are readily ingested by several zooplankton taxa, with associated negative impacts on biological processes. Zooplankton is a crucial food source for many secondary consumers, consequently this represents a route whereby microplastic could enter the food web and transfer up the trophic levels. In this review we aim to: 1) evaluate the current knowledge base regarding microplastic ingestion by zooplankton in both the laboratory and the field; and 2) summarise the factors which contribute to the bioavailability of microplastics to zooplankton. Current literature shows that microplastic ingestion has been recorded in 39 zooplankton species from 28 taxonomic orders including holo- and meroplanktonic species. The majority of studies occurred under laboratory conditions and negative effects were reported in ten studies (45%) demonstrating effects on feeding behaviour, growth, development, reproduction and lifespan. In contrast, three studies (14%) reported no negative effects from microplastic ingestion. Several physical and biological factors can influence the bioavailability of microplastics to zooplankton, such as size, shape, age and abundance. We identified that microplastics used in experiments are often different to those quantified in the marine environment, particularly in terms of concentration, shape, type and age. We therefore suggest that future research should include microplastics that are more representative of those found in the marine environment at relevant concentrations. Additionally, investigating the effects of microplastic ingestion on a broader range of zooplankton species and life stages, will help to answer key knowledge gaps regarding the effect of microplastic on recruitment, species populations and ultimately broader economic consequences such as impacts on shell- and finfish stocks. Review of the current knowledge regarding microplastic ingestion by zooplankton and summary of factors which contribute to the bioavailability of microplastics to zooplankton.","container-title":"Environmental Pollution","DOI":"10.1016/j.envpol.2018.10.065","ISSN":"18736424","issue":"2019","page":"98–110","PMID":"30415037","publisher":"Elsevier Ltd","title":"Bioavailability and effects of microplastics on marine zooplankton: A review","volume":"245","author":[{"family":"Botterell","given":"Zara L.R."},{"family":"Beaumont","given":"Nicola"},{"family":"Dorrington","given":"Tarquin"},{"family":"Steinke","given":"Michael"},{"family":"Thompson","given":"Richard C."},{"family":"Lindeque","given":"Penelope K."}],"issued":{"date-parts":[["2019"]]}}}],"schema":"https://github.com/citation-style-language/schema/raw/master/csl-citation.json"} </w:instrText>
+      </w:r>
+      <w:r>
+        <w:fldChar w:fldCharType="separate"/>
+      </w:r>
+      <w:r>
+        <w:rPr>
+          <w:rFonts w:eastAsiaTheme="minorHAnsi"/>
+          <w:vertAlign w:val="superscript"/>
+          <w14:ligatures w14:val="standardContextual"/>
+        </w:rPr>
+        <w:t>49</w:t>
+      </w:r>
+      <w:r>
+        <w:fldChar w:fldCharType="end"/>
+      </w:r>
+      <w:r>
+        <w:t>, and microplastic ingestion has been associated with altered feeding, growth, development, and reproduction in experimental studies, although broader environmental consequences remain uncertain</w:t>
+      </w:r>
+      <w:r>
+        <w:fldChar w:fldCharType="begin"/>
+      </w:r>
+      <w:r>
+        <w:instrText xml:space="preserve"> ADDIN ZOTERO_ITEM CSL_CITATION {"citationID":"CjacCp7W","properties":{"unsorted":false,"formattedCitation":"\\super 50\\nosupersub{}","plainCitation":"50","noteIndex":0},"citationItems":[{"id":11660,"uris":["http://zotero.org/users/11732030/items/AFDYGUFQ"],"itemData":{"id":11660,"type":"article-journal","abstract":"As plastic is increasingly found in natural environments, concern has grown about its biological effects beyond individual-level impacts, particularly on species health, food-web dynamics and ecosystem functioning. In this Review, we summarize current evidence on plastic exposure pathways, organismal responses and potential effects at higher levels of biological organization. Impacts on individual organisms can be acute or chronic, and include physiological stress, disrupted locomotion, feeding and reproduction, internal injury, and death. Sublethal effects might not be immediately detectable but can have profound implications for individual fitness. Although macroplastics can cause mortality, their role in population declines remains largely uncertain, and demonstrated impacts beyond the individual level are rare. Clear evidence of population-level harm from microplastics to wild organisms is lacking. Nevertheless, emerging research demonstrates a growing likelihood of broader effects, particularly for species with high plastic-encounter rates. Connecting environmental exposure to individual-level fitness and population-level consequences is a critical frontier. Future research must prioritize long-term monitoring, demographic modelling and high-throughput methods to accurately quantify risks to biodiversity. Effective solutions must be context-specific, span local to global scales, account for interactions with other stressors and integrate plastic pollution mitigation policies with broader conservation strategies to safeguard biodiversity in the Anthropocene.","container-title":"Nature Reviews Biodiversity","DOI":"10.1038/s44358-026-00170-0","ISSN":"3005-0677","issue":"7","journalAbbreviation":"Nat. Rev. Biodivers.","language":"en","license":"2026 Springer Nature Limited","page":"425-440","source":"www-nature-com.stanford.idm.oclc.org","title":"The effects of plastic pollution on biodiversity","volume":"2","author":[{"family":"Savoca","given":"Matthew S."},{"family":"Murphy","given":"Erin L."},{"family":"Brandon","given":"Anja M."},{"family":"Thornton Hampton","given":"Leah M."},{"family":"Roman","given":"Lauren"},{"family":"Kong","given":"Majel"},{"family":"Fernandes","given":"Maria Eugenia"},{"family":"Abrokwah","given":"Sika"},{"family":"Darter","given":"Cecelia"},{"family":"Galgani","given":"François"},{"family":"Provencher","given":"Jennifer F."},{"family":"Alimba","given":"Chibuisi"},{"family":"Santos","given":"Robson G."},{"family":"Hardesty","given":"Britta Denise"}],"issued":{"date-parts":[["2026",7]]}}}],"schema":"https://github.com/citation-style-language/schema/raw/master/csl-citation.json"} </w:instrText>
+      </w:r>
+      <w:r>
+        <w:fldChar w:fldCharType="separate"/>
+      </w:r>
+      <w:r>
+        <w:rPr>
+          <w:rFonts w:eastAsiaTheme="minorHAnsi"/>
+          <w:vertAlign w:val="superscript"/>
+          <w14:ligatures w14:val="standardContextual"/>
+        </w:rPr>
+        <w:t>50</w:t>
+      </w:r>
+      <w:r>
+        <w:fldChar w:fldCharType="end"/>
+      </w:r>
+      <w:r>
+        <w:t xml:space="preserve">. Nanoplastics (&lt; 1 µm), which were outside the scope of this study and should </w:t>
       </w:r>
       <w:r>
         <w:rPr>
@@ -2847,47 +3311,6 @@
           <w:b w:val="0"/>
           <w:bCs w:val="0"/>
         </w:rPr>
-        <w:t xml:space="preserve">600 particles L⁻¹ </w:t>
-      </w:r>
-      <w:r>
-        <w:t>across the full 1-5000 µm microplastic size range, compared with 0.33 microplastics L⁻¹ measured in our operational 50-500 µm fraction. This extrapolation remains sensitive to PSD model structure and should not be interpreted as a direct measurement; rather, it demonstrates the potentially large numerical contribution of particles below conventional analytical size limits. Improved empirical measurements below 50 µm therefore represent an important next step for both flux estimation and ecological risk assessment. Smaller particles overlap more strongly with the ingestible size range of plankton and other small aquatic organisms</w:t>
-        <w:fldChar w:fldCharType="begin"/>
-        <w:instrText xml:space="preserve"> ADDIN ZOTERO_ITEM CSL_CITATION {"citationID":"ocZ24HZY","properties":{"unsorted":false,"formattedCitation":"\\super 49\\nosupersub{}","plainCitation":"49","noteIndex":0},"citationItems":[{"id":2432,"uris":["http://zotero.org/users/11732030/items/ER3HPBQA"],"itemData":{"id":2432,"type":"article-journal","abstract":"Microplastics are abundant and widespread in the marine environment. They are a contaminant of global environmental and economic concern. Due to their small size a wide range of marine species, including zooplankton can ingest them. Research has shown that microplastics are readily ingested by several zooplankton taxa, with associated negative impacts on biological processes. Zooplankton is a crucial food source for many secondary consumers, consequently this represents a route whereby microplastic could enter the food web and transfer up the trophic levels. In this review we aim to: 1) evaluate the current knowledge base regarding microplastic ingestion by zooplankton in both the laboratory and the field; and 2) summarise the factors which contribute to the bioavailability of microplastics to zooplankton. Current literature shows that microplastic ingestion has been recorded in 39 zooplankton species from 28 taxonomic orders including holo- and meroplanktonic species. The majority of studies occurred under laboratory conditions and negative effects were reported in ten studies (45%) demonstrating effects on feeding behaviour, growth, development, reproduction and lifespan. In contrast, three studies (14%) reported no negative effects from microplastic ingestion. Several physical and biological factors can influence the bioavailability of microplastics to zooplankton, such as size, shape, age and abundance. We identified that microplastics used in experiments are often different to those quantified in the marine environment, particularly in terms of concentration, shape, type and age. We therefore suggest that future research should include microplastics that are more representative of those found in the marine environment at relevant concentrations. Additionally, investigating the effects of microplastic ingestion on a broader range of zooplankton species and life stages, will help to answer key knowledge gaps regarding the effect of microplastic on recruitment, species populations and ultimately broader economic consequences such as impacts on shell- and finfish stocks. Review of the current knowledge regarding microplastic ingestion by zooplankton and summary of factors which contribute to the bioavailability of microplastics to zooplankton.","container-title":"Environmental Pollution","DOI":"10.1016/j.envpol.2018.10.065","ISSN":"18736424","issue":"2019","page":"98–110","PMID":"30415037","publisher":"Elsevier Ltd","title":"Bioavailability and effects of microplastics on marine zooplankton: A review","volume":"245","author":[{"family":"Botterell","given":"Zara L.R."},{"family":"Beaumont","given":"Nicola"},{"family":"Dorrington","given":"Tarquin"},{"family":"Steinke","given":"Michael"},{"family":"Thompson","given":"Richard C."},{"family":"Lindeque","given":"Penelope K."}],"issued":{"date-parts":[["2019"]]}}}],"schema":"https://github.com/citation-style-language/schema/raw/master/csl-citation.json"} </w:instrText>
-        <w:fldChar w:fldCharType="separate"/>
-      </w:r>
-      <w:r>
-        <w:rPr>
-          <w:rFonts w:eastAsiaTheme="minorHAnsi"/>
-          <w:vertAlign w:val="superscript"/>
-          <w14:ligatures w14:val="standardContextual"/>
-        </w:rPr>
-        <w:t>49</w:t>
-      </w:r>
-      <w:r>
-        <w:fldChar w:fldCharType="end"/>
-        <w:t>, and microplastic ingestion has been associated with altered feeding, growth, development, and reproduction in experimental studies, although broader environmental consequences remain uncertain</w:t>
-        <w:fldChar w:fldCharType="begin"/>
-        <w:instrText xml:space="preserve"> ADDIN ZOTERO_ITEM CSL_CITATION {"citationID":"CjacCp7W","properties":{"unsorted":false,"formattedCitation":"\\super 50\\nosupersub{}","plainCitation":"50","noteIndex":0},"citationItems":[{"id":11660,"uris":["http://zotero.org/users/11732030/items/AFDYGUFQ"],"itemData":{"id":11660,"type":"article-journal","abstract":"As plastic is increasingly found in natural environments, concern has grown about its biological effects beyond individual-level impacts, particularly on species health, food-web dynamics and ecosystem functioning. In this Review, we summarize current evidence on plastic exposure pathways, organismal responses and potential effects at higher levels of biological organization. Impacts on individual organisms can be acute or chronic, and include physiological stress, disrupted locomotion, feeding and reproduction, internal injury, and death. Sublethal effects might not be immediately detectable but can have profound implications for individual fitness. Although macroplastics can cause mortality, their role in population declines remains largely uncertain, and demonstrated impacts beyond the individual level are rare. Clear evidence of population-level harm from microplastics to wild organisms is lacking. Nevertheless, emerging research demonstrates a growing likelihood of broader effects, particularly for species with high plastic-encounter rates. Connecting environmental exposure to individual-level fitness and population-level consequences is a critical frontier. Future research must prioritize long-term monitoring, demographic modelling and high-throughput methods to accurately quantify risks to biodiversity. Effective solutions must be context-specific, span local to global scales, account for interactions with other stressors and integrate plastic pollution mitigation policies with broader conservation strategies to safeguard biodiversity in the Anthropocene.","container-title":"Nature Reviews Biodiversity","DOI":"10.1038/s44358-026-00170-0","ISSN":"3005-0677","issue":"7","journalAbbreviation":"Nat. Rev. Biodivers.","language":"en","license":"2026 Springer Nature Limited","page":"425-440","source":"www-nature-com.stanford.idm.oclc.org","title":"The effects of plastic pollution on biodiversity","volume":"2","author":[{"family":"Savoca","given":"Matthew S."},{"family":"Murphy","given":"Erin L."},{"family":"Brandon","given":"Anja M."},{"family":"Thornton Hampton","given":"Leah M."},{"family":"Roman","given":"Lauren"},{"family":"Kong","given":"Majel"},{"family":"Fernandes","given":"Maria Eugenia"},{"family":"Abrokwah","given":"Sika"},{"family":"Darter","given":"Cecelia"},{"family":"Galgani","given":"François"},{"family":"Provencher","given":"Jennifer F."},{"family":"Alimba","given":"Chibuisi"},{"family":"Santos","given":"Robson G."},{"family":"Hardesty","given":"Britta Denise"}],"issued":{"date-parts":[["2026",7]]}}}],"schema":"https://github.com/citation-style-language/schema/raw/master/csl-citation.json"} </w:instrText>
-        <w:fldChar w:fldCharType="separate"/>
-      </w:r>
-      <w:r>
-        <w:rPr>
-          <w:rFonts w:eastAsiaTheme="minorHAnsi"/>
-          <w:vertAlign w:val="superscript"/>
-          <w14:ligatures w14:val="standardContextual"/>
-        </w:rPr>
-        <w:t>50</w:t>
-      </w:r>
-      <w:r>
-        <w:fldChar w:fldCharType="end"/>
-        <w:t xml:space="preserve">. Nanoplastics (&lt; 1 µm), which were outside the scope of this study and should </w:t>
-      </w:r>
-      <w:r>
-        <w:rPr>
-          <w:rStyle w:val="Strong"/>
-          <w:b w:val="0"/>
-          <w:bCs w:val="0"/>
-        </w:rPr>
         <w:t>not</w:t>
       </w:r>
       <w:r>
@@ -2899,7 +3322,11 @@
       </w:r>
       <w:r>
         <w:t xml:space="preserve">be extrapolated from our microplastic PSD without additional evidence, represent a further unresolved component of particle abundance and exposure. Understanding the </w:t>
+      </w:r>
+      <w:r>
         <w:lastRenderedPageBreak/>
+      </w:r>
+      <w:r>
         <w:t>ecological consequences of these concentrated, storm-driven inputs, particularly the unmeasured smallest particles, may therefore be essential to resolving the true scale of microplastic exposure and effects in coastal ecosystems.</w:t>
       </w:r>
       <w:r>
@@ -3245,7 +3672,7 @@
         <w:lastRenderedPageBreak/>
         <w:drawing>
           <wp:inline distT="0" distB="0" distL="0" distR="0" wp14:anchorId="33B87496" wp14:editId="465D7B8E">
-            <wp:extent cx="5942068" cy="3448243"/>
+            <wp:extent cx="5942068" cy="4159447"/>
             <wp:effectExtent l="0" t="0" r="1905" b="0"/>
             <wp:docPr id="1950728208" name="Picture 1"/>
             <wp:cNvGraphicFramePr>
@@ -3260,7 +3687,6 @@
                   </pic:nvPicPr>
                   <pic:blipFill rotWithShape="1">
                     <a:blip r:embed="rId16"/>
-                    <a:srcRect t="10956" b="6144"/>
                     <a:stretch>
                       <a:fillRect/>
                     </a:stretch>
@@ -3268,7 +3694,7 @@
                   <pic:spPr bwMode="auto">
                     <a:xfrm>
                       <a:off x="0" y="0"/>
-                      <a:ext cx="5943600" cy="3449132"/>
+                      <a:ext cx="5943600" cy="4160520"/>
                     </a:xfrm>
                     <a:prstGeom prst="rect">
                       <a:avLst/>
@@ -3290,31 +3716,70 @@
       </w:r>
     </w:p>
     <w:p>
+      <w:commentRangeStart w:id="804"/>
       <w:r>
         <w:rPr>
           <w:b/>
           <w:bCs/>
         </w:rPr>
-        <w:t xml:space="preserve">Fig. 6. C-PSD particle length fits by morphology and river.</w:t>
-      </w:r>
-      <w:r>
-        <w:t xml:space="preserve"> Power-law fits for river water samples by morphology and river location. Data within valid LOD windows have darker opacity than points outside the windows. Regression lines drawn only within valid LOD ranges.</w:t>
-      </w:r>
+        <w:t xml:space="preserve">Fig. 6. </w:t>
+      </w:r>
+      <w:del w:id="90101" w:author="Claude" w:date="2026-10-14T12:00:00Z">
+        <w:r>
+          <w:rPr>
+            <w:b/>
+            <w:bCs/>
+          </w:rPr>
+          <w:delText xml:space="preserve">C-PSD particle length fits</w:delText>
+        </w:r>
+      </w:del>
+      <w:ins w:id="90102" w:author="Claude" w:date="2026-10-14T12:00:00Z">
+        <w:r>
+          <w:t xml:space="preserve">Power-law particle length fits</w:t>
+        </w:r>
+      </w:ins>
       <w:r>
         <w:rPr>
           <w:b/>
           <w:bCs/>
         </w:rPr>
+        <w:t xml:space="preserve"> by morphology and river.</w:t>
+      </w:r>
+      <w:commentRangeEnd w:id="804"/>
+      <w:r>
+        <w:rPr>
+          <w:rStyle w:val="CommentReference"/>
+        </w:rPr>
+        <w:commentReference w:id="804"/>
+      </w:r>
+      <w:r>
+        <w:t xml:space="preserve"> Power-law fits for river water samples by morphology and river location. </w:t>
+      </w:r>
+      <w:del w:id="90099" w:author="Claude" w:date="2026-10-14T12:00:00Z">
+        <w:r>
+          <w:delText xml:space="preserve">Data within valid LOD windows have darker opacity than points outside the windows. Regression lines drawn only within valid LOD ranges.</w:delText>
+        </w:r>
+      </w:del>
+      <w:ins w:id="90100" w:author="Claude" w:date="2026-10-14T12:00:00Z">
+        <w:r>
+          <w:t xml:space="preserve">Points are cumulative counts; points inside the 100–500 µm fitting window are darker. Lines are power laws fitted by maximum likelihood within that window, with 95% confidence bands.</w:t>
+        </w:r>
+      </w:ins>
+      <w:r>
+        <w:rPr>
+          <w:b/>
+          <w:bCs/>
+        </w:rPr>
         <w:br w:type="page"/>
       </w:r>
     </w:p>
     <w:p>
       <w:pPr>
         <w:rPr>
-          <w:ins w:id="90014" w:author="Claude" w:date="2026-10-14T12:00:00Z"/>
-        </w:rPr>
-      </w:pPr>
-      <w:ins w:id="90015" w:author="Claude" w:date="2026-10-14T12:00:00Z">
+          <w:ins w:id="90016" w:author="Claude" w:date="2026-10-14T12:00:00Z"/>
+        </w:rPr>
+      </w:pPr>
+      <w:ins w:id="90017" w:author="Claude" w:date="2026-10-14T12:00:00Z">
         <w:r>
           <w:drawing>
             <wp:inline xmlns:a="http://schemas.openxmlformats.org/drawingml/2006/main" xmlns:pic="http://schemas.openxmlformats.org/drawingml/2006/picture">
@@ -3354,10 +3819,10 @@
     <w:p>
       <w:pPr>
         <w:rPr>
-          <w:ins w:id="90016" w:author="Claude" w:date="2026-10-14T12:00:00Z"/>
-        </w:rPr>
-      </w:pPr>
-      <w:ins w:id="90017" w:author="Claude" w:date="2026-10-14T12:00:00Z">
+          <w:ins w:id="90018" w:author="Claude" w:date="2026-10-14T12:00:00Z"/>
+        </w:rPr>
+      </w:pPr>
+      <w:ins w:id="90019" w:author="Claude" w:date="2026-10-14T12:00:00Z">
         <w:r>
           <w:rPr>
             <w:b/>
@@ -3366,17 +3831,17 @@
           <w:t xml:space="preserve">Fig. 7. Rescaled concentrations: Dutch rivers vs Monterey Bay rivers.</w:t>
         </w:r>
         <w:r>
-          <w:t xml:space="preserve"> Rescaled microplastic concentrations in Dutch rivers and the four Monterey Bay rivers, (a) rescaled to 50–500 µm (W2, primary: interior to every measured range) and (b) extrapolated to 1–5000 µm (W1). Open symbols, per-sample median; thin bars, per-sample 5–95% Monte Carlo interval; thick point ranges, median and interquartile range of the per-sample medians for each water body; symbol shape, analytical technique; colour, dataset. Row labels give the differential slope a used to rescale that row (two-segment model: fine | coarse segment) and the number of samples; this study's W2 rows are measurements, so the river-specific fitted slope is shown there for reference. Value types: Dutch W2 and W1, reconstructed here with the RIVM uncertainty method (triangular α and ±10% size limits); “+”, RIVM's own published per-sample medians (W1 only); this study W2, measured (50–500 µm sieve fraction, CF = 1); this study W1, reconstructed from the pooled single slope and, separately, the pooled two-segment model. Dutch data have no two-segment fit, so only our data are shown under both models. Dutch FTIR slopes were fitted above xmin ≈ 170–270 µm but are applied down to 20 µm; W1 differences are dominated by slope and should be read as secondary. Dommel combines refs. 52 and 54. Slope convention: differential PSD slope a (dN/dL ∝ L^a); RIVM's positive PDF exponent α is converted as a = −α. Fitting methods differ: Dutch slopes are poweRlaw maximum-likelihood fits above an estimated xmin to particles ≤ 5000 µm, aggregated per water body and technique (ref. 51); this study's slopes are C-PSD fits within the LOD window of ref. 25. Systems differ: large perennial Dutch rivers and a canal (FTIR, refs. 52, 54; LDIR, ref. 53) versus discrete pumped samples from small, episodic Central Coast rivers (µFTIR). Dutch concentrations are study-reported totals (authors' blank and subsampling corrections), not recomputed from particles.</w:t>
+          <w:t xml:space="preserve"> Rescaled microplastic concentrations in Dutch rivers and the four Monterey Bay rivers, (a) rescaled to 50–500 µm (W2, primary: interior to every measured range) and (b) extrapolated to 1–5000 µm (W1). Open symbols, per-sample median; thin bars, per-sample 5–95% Monte Carlo interval; thick point ranges, median and interquartile range of the per-sample medians for each water body; symbol shape, analytical technique; colour, dataset. Row labels give the differential slope a used to rescale that row and the number of samples; this study's W2 rows are measurements, so the river-specific fitted slope is shown there for reference. Value types: Dutch W2 and W1, reconstructed here with the RIVM uncertainty method (triangular α and ±10% size limits); “+”, RIVM's own published per-sample medians (W1 only); this study W2, measured (50–500 µm sieve fraction, CF = 1); this study W1, reconstructed from each river's own single slope. Dutch FTIR slopes were fitted above xmin ≈ 170–270 µm but are applied down to 20 µm; W1 differences are dominated by slope and should be read as secondary. Dommel combines refs. 52 and 54. Slope convention: differential PSD slope a (dN/dL ∝ L^a); RIVM's positive PDF exponent α is converted as a = −α. Fitting methods differ: Dutch slopes are poweRlaw maximum-likelihood fits above an estimated xmin to particles ≤ 5000 µm, aggregated per water body and technique (ref. 51); this study's slopes are maximum-likelihood fits of a power law truncated at both ends of a fixed 100–500 µm window (the closest like-for-like estimator; the former C-PSD slopes were 0.45–0.9 steeper for three rivers). Systems differ: large perennial Dutch rivers and a canal (FTIR, refs. 52, 54; LDIR, ref. 53) versus discrete pumped samples from small, episodic Central Coast rivers (µFTIR). Dutch concentrations are study-reported totals (authors' blank and subsampling corrections), not recomputed from particles.</w:t>
         </w:r>
       </w:ins>
     </w:p>
     <w:p>
       <w:pPr>
         <w:rPr>
-          <w:ins w:id="90018" w:author="Claude" w:date="2026-10-14T12:00:00Z"/>
-        </w:rPr>
-      </w:pPr>
-      <w:ins w:id="90019" w:author="Claude" w:date="2026-10-14T12:00:00Z">
+          <w:ins w:id="90020" w:author="Claude" w:date="2026-10-14T12:00:00Z"/>
+        </w:rPr>
+      </w:pPr>
+      <w:ins w:id="90021" w:author="Claude" w:date="2026-10-14T12:00:00Z">
         <w:r>
           <w:drawing>
             <wp:inline xmlns:a="http://schemas.openxmlformats.org/drawingml/2006/main" xmlns:pic="http://schemas.openxmlformats.org/drawingml/2006/picture">
@@ -3416,10 +3881,10 @@
     <w:p>
       <w:pPr>
         <w:rPr>
-          <w:ins w:id="90020" w:author="Claude" w:date="2026-10-14T12:00:00Z"/>
-        </w:rPr>
-      </w:pPr>
-      <w:ins w:id="90021" w:author="Claude" w:date="2026-10-14T12:00:00Z">
+          <w:ins w:id="90022" w:author="Claude" w:date="2026-10-14T12:00:00Z"/>
+        </w:rPr>
+      </w:pPr>
+      <w:ins w:id="90023" w:author="Claude" w:date="2026-10-14T12:00:00Z">
         <w:r>
           <w:rPr>
             <w:b/>
@@ -3428,7 +3893,7 @@
           <w:t xml:space="preserve">Fig. 8. Particle-size-distribution slopes: Dutch rivers vs this study.</w:t>
         </w:r>
         <w:r>
-          <w:t xml:space="preserve"> Differential particle-length PSD slopes (a) for Dutch water bodies (FTIR and LDIR; RIVM 2026-0069) and this study (by river and by particle shape). Points, estimate; thick bars, 95% CI (Dutch: RIVM bootstrap CI as published; this study: ±1.96 SE); thin bars, 95% interval after adding the structural slope SD (0.25) used in this study's Monte Carlo. Bracketed text gives each fit window (Dutch: estimated xmin, fit extends to 5000 µm; this study: LOD window). Shaded bands, MPSizeBase morphology means ± SD (ref. 25). Value types: Dutch, published; this study, measured. Slope convention: differential PSD slope a (dN/dL ∝ L^a); RIVM's positive PDF exponent α is converted as a = −α. Fitting methods differ: Dutch slopes are poweRlaw maximum-likelihood fits above an estimated xmin to particles ≤ 5000 µm, aggregated per water body and technique (ref. 51); this study's slopes are C-PSD fits within the LOD window of ref. 25. Systems differ: large perennial Dutch rivers and a canal (FTIR, refs. 52, 54; LDIR, ref. 53) versus discrete pumped samples from small, episodic Central Coast rivers (µFTIR). Dutch concentrations are study-reported totals (authors' blank and subsampling corrections), not recomputed from particles.</w:t>
+          <w:t xml:space="preserve"> Differential particle-length PSD slopes (a) for Dutch water bodies (FTIR and LDIR; RIVM 2026-0069) and this study (by river). Points, estimate; thick bars, 95% CI (Dutch: RIVM bootstrap CI as published; this study: ±1.96 SE); thin bars, 95% interval after adding the structural slope SD (0.25) used in this study's Monte Carlo. Bracketed text gives each fit window (Dutch: estimated xmin, fit extends to 5000 µm; this study: LOD window). Shaded bands, MPSizeBase morphology means ± SD (ref. 25). Value types: Dutch, published; this study, measured. Slope convention: differential PSD slope a (dN/dL ∝ L^a); RIVM's positive PDF exponent α is converted as a = −α. Fitting methods differ: Dutch slopes are poweRlaw maximum-likelihood fits above an estimated xmin to particles ≤ 5000 µm, aggregated per water body and technique (ref. 51); this study's slopes are maximum-likelihood fits of a power law truncated at both ends of a fixed 100–500 µm window (the closest like-for-like estimator; the former C-PSD slopes were 0.45–0.9 steeper for three rivers). Systems differ: large perennial Dutch rivers and a canal (FTIR, refs. 52, 54; LDIR, ref. 53) versus discrete pumped samples from small, episodic Central Coast rivers (µFTIR). Dutch concentrations are study-reported totals (authors' blank and subsampling corrections), not recomputed from particles.</w:t>
         </w:r>
       </w:ins>
     </w:p>
@@ -9465,11 +9930,11 @@
       <w:pPr>
         <w:pStyle w:val="Bibliography"/>
         <w:rPr>
-          <w:ins w:id="90023" w:author="Claude" w:date="2026-10-14T12:00:00Z"/>
+          <w:ins w:id="90025" w:author="Claude" w:date="2026-10-14T12:00:00Z"/>
         </w:rPr>
       </w:pPr>
       <w:commentRangeStart w:id="802"/>
-      <w:ins w:id="90024" w:author="Claude" w:date="2026-10-14T12:00:00Z">
+      <w:ins w:id="90026" w:author="Claude" w:date="2026-10-14T12:00:00Z">
         <w:r>
           <w:rPr>
             <w:rFonts w:eastAsiaTheme="minorHAnsi"/>
@@ -9509,10 +9974,10 @@
       <w:pPr>
         <w:pStyle w:val="Bibliography"/>
         <w:rPr>
-          <w:ins w:id="90025" w:author="Claude" w:date="2026-10-14T12:00:00Z"/>
-        </w:rPr>
-      </w:pPr>
-      <w:ins w:id="90026" w:author="Claude" w:date="2026-10-14T12:00:00Z">
+          <w:ins w:id="90027" w:author="Claude" w:date="2026-10-14T12:00:00Z"/>
+        </w:rPr>
+      </w:pPr>
+      <w:ins w:id="90028" w:author="Claude" w:date="2026-10-14T12:00:00Z">
         <w:r>
           <w:rPr>
             <w:rFonts w:eastAsiaTheme="minorHAnsi"/>
@@ -9573,10 +10038,10 @@
       <w:pPr>
         <w:pStyle w:val="Bibliography"/>
         <w:rPr>
-          <w:ins w:id="90027" w:author="Claude" w:date="2026-10-14T12:00:00Z"/>
-        </w:rPr>
-      </w:pPr>
-      <w:ins w:id="90028" w:author="Claude" w:date="2026-10-14T12:00:00Z">
+          <w:ins w:id="90029" w:author="Claude" w:date="2026-10-14T12:00:00Z"/>
+        </w:rPr>
+      </w:pPr>
+      <w:ins w:id="90030" w:author="Claude" w:date="2026-10-14T12:00:00Z">
         <w:r>
           <w:rPr>
             <w:rFonts w:eastAsiaTheme="minorHAnsi"/>
@@ -9637,10 +10102,10 @@
       <w:pPr>
         <w:pStyle w:val="Bibliography"/>
         <w:rPr>
-          <w:ins w:id="90029" w:author="Claude" w:date="2026-10-14T12:00:00Z"/>
-        </w:rPr>
-      </w:pPr>
-      <w:ins w:id="90030" w:author="Claude" w:date="2026-10-14T12:00:00Z">
+          <w:ins w:id="90031" w:author="Claude" w:date="2026-10-14T12:00:00Z"/>
+        </w:rPr>
+      </w:pPr>
+      <w:ins w:id="90032" w:author="Claude" w:date="2026-10-14T12:00:00Z">
         <w:r>
           <w:rPr>
             <w:rFonts w:eastAsiaTheme="minorHAnsi"/>
@@ -9669,6 +10134,262 @@
         </w:r>
       </w:ins>
     </w:p>
+    <w:p>
+      <w:pPr>
+        <w:pStyle w:val="Bibliography"/>
+        <w:rPr>
+          <w:ins w:id="90033" w:author="Claude" w:date="2026-10-14T12:00:00Z"/>
+        </w:rPr>
+      </w:pPr>
+      <w:ins w:id="90034" w:author="Claude" w:date="2026-10-14T12:00:00Z">
+        <w:r>
+          <w:rPr>
+            <w:rFonts w:eastAsiaTheme="minorHAnsi"/>
+          </w:rPr>
+          <w:t xml:space="preserve">(55)	</w:t>
+        </w:r>
+        <w:r>
+          <w:rPr>
+            <w:rFonts w:eastAsiaTheme="minorHAnsi"/>
+          </w:rPr>
+          <w:t xml:space="preserve">Aban, I. B.; Meerschaert, M. M.; Panorska, A. K. Parameter Estimation for the Truncated Pareto Distribution. </w:t>
+        </w:r>
+        <w:r>
+          <w:rPr>
+            <w:rFonts w:eastAsiaTheme="minorHAnsi"/>
+            <w:i/>
+            <w:iCs/>
+          </w:rPr>
+          <w:t xml:space="preserve">Journal of the American Statistical Association</w:t>
+        </w:r>
+        <w:r>
+          <w:rPr>
+            <w:rFonts w:eastAsiaTheme="minorHAnsi"/>
+          </w:rPr>
+          <w:t xml:space="preserve"> </w:t>
+        </w:r>
+        <w:r>
+          <w:rPr>
+            <w:rFonts w:eastAsiaTheme="minorHAnsi"/>
+            <w:b/>
+            <w:bCs/>
+          </w:rPr>
+          <w:t xml:space="preserve">2006</w:t>
+        </w:r>
+        <w:r>
+          <w:rPr>
+            <w:rFonts w:eastAsiaTheme="minorHAnsi"/>
+          </w:rPr>
+          <w:t xml:space="preserve">, </w:t>
+        </w:r>
+        <w:r>
+          <w:rPr>
+            <w:rFonts w:eastAsiaTheme="minorHAnsi"/>
+            <w:i/>
+            <w:iCs/>
+          </w:rPr>
+          <w:t xml:space="preserve">101</w:t>
+        </w:r>
+        <w:r>
+          <w:rPr>
+            <w:rFonts w:eastAsiaTheme="minorHAnsi"/>
+          </w:rPr>
+          <w:t xml:space="preserve"> (473), 270–277. https://doi.org/10.1198/016214505000000411.</w:t>
+        </w:r>
+      </w:ins>
+    </w:p>
+    <w:p>
+      <w:pPr>
+        <w:pStyle w:val="Bibliography"/>
+        <w:rPr>
+          <w:ins w:id="90035" w:author="Claude" w:date="2026-10-14T12:00:00Z"/>
+        </w:rPr>
+      </w:pPr>
+      <w:ins w:id="90036" w:author="Claude" w:date="2026-10-14T12:00:00Z">
+        <w:r>
+          <w:rPr>
+            <w:rFonts w:eastAsiaTheme="minorHAnsi"/>
+          </w:rPr>
+          <w:t xml:space="preserve">(56)	</w:t>
+        </w:r>
+        <w:r>
+          <w:rPr>
+            <w:rFonts w:eastAsiaTheme="minorHAnsi"/>
+          </w:rPr>
+          <w:t xml:space="preserve">Deluca, A.; Corral, Á. Fitting and Goodness-of-Fit Test of Non-Truncated and Truncated Power-Law Distributions. </w:t>
+        </w:r>
+        <w:r>
+          <w:rPr>
+            <w:rFonts w:eastAsiaTheme="minorHAnsi"/>
+            <w:i/>
+            <w:iCs/>
+          </w:rPr>
+          <w:t xml:space="preserve">Acta Geophysica</w:t>
+        </w:r>
+        <w:r>
+          <w:rPr>
+            <w:rFonts w:eastAsiaTheme="minorHAnsi"/>
+          </w:rPr>
+          <w:t xml:space="preserve"> </w:t>
+        </w:r>
+        <w:r>
+          <w:rPr>
+            <w:rFonts w:eastAsiaTheme="minorHAnsi"/>
+            <w:b/>
+            <w:bCs/>
+          </w:rPr>
+          <w:t xml:space="preserve">2013</w:t>
+        </w:r>
+        <w:r>
+          <w:rPr>
+            <w:rFonts w:eastAsiaTheme="minorHAnsi"/>
+          </w:rPr>
+          <w:t xml:space="preserve">, </w:t>
+        </w:r>
+        <w:r>
+          <w:rPr>
+            <w:rFonts w:eastAsiaTheme="minorHAnsi"/>
+            <w:i/>
+            <w:iCs/>
+          </w:rPr>
+          <w:t xml:space="preserve">61</w:t>
+        </w:r>
+        <w:r>
+          <w:rPr>
+            <w:rFonts w:eastAsiaTheme="minorHAnsi"/>
+          </w:rPr>
+          <w:t xml:space="preserve"> (6), 1351–1394. https://doi.org/10.2478/s11600-013-0154-9.</w:t>
+        </w:r>
+      </w:ins>
+    </w:p>
+    <w:p>
+      <w:pPr>
+        <w:pStyle w:val="Bibliography"/>
+        <w:rPr>
+          <w:ins w:id="90037" w:author="Claude" w:date="2026-10-14T12:00:00Z"/>
+        </w:rPr>
+      </w:pPr>
+      <w:ins w:id="90038" w:author="Claude" w:date="2026-10-14T12:00:00Z">
+        <w:r>
+          <w:rPr>
+            <w:rFonts w:eastAsiaTheme="minorHAnsi"/>
+          </w:rPr>
+          <w:t xml:space="preserve">(57)	</w:t>
+        </w:r>
+        <w:r>
+          <w:rPr>
+            <w:rFonts w:eastAsiaTheme="minorHAnsi"/>
+          </w:rPr>
+          <w:t xml:space="preserve">Clauset, A.; Shalizi, C. R.; Newman, M. E. J. Power-Law Distributions in Empirical Data. </w:t>
+        </w:r>
+        <w:r>
+          <w:rPr>
+            <w:rFonts w:eastAsiaTheme="minorHAnsi"/>
+            <w:i/>
+            <w:iCs/>
+          </w:rPr>
+          <w:t xml:space="preserve">SIAM Review</w:t>
+        </w:r>
+        <w:r>
+          <w:rPr>
+            <w:rFonts w:eastAsiaTheme="minorHAnsi"/>
+          </w:rPr>
+          <w:t xml:space="preserve"> </w:t>
+        </w:r>
+        <w:r>
+          <w:rPr>
+            <w:rFonts w:eastAsiaTheme="minorHAnsi"/>
+            <w:b/>
+            <w:bCs/>
+          </w:rPr>
+          <w:t xml:space="preserve">2009</w:t>
+        </w:r>
+        <w:r>
+          <w:rPr>
+            <w:rFonts w:eastAsiaTheme="minorHAnsi"/>
+          </w:rPr>
+          <w:t xml:space="preserve">, </w:t>
+        </w:r>
+        <w:r>
+          <w:rPr>
+            <w:rFonts w:eastAsiaTheme="minorHAnsi"/>
+            <w:i/>
+            <w:iCs/>
+          </w:rPr>
+          <w:t xml:space="preserve">51</w:t>
+        </w:r>
+        <w:r>
+          <w:rPr>
+            <w:rFonts w:eastAsiaTheme="minorHAnsi"/>
+          </w:rPr>
+          <w:t xml:space="preserve"> (4), 661–703. https://doi.org/10.1137/070710111.</w:t>
+        </w:r>
+      </w:ins>
+    </w:p>
+    <w:p>
+      <w:pPr>
+        <w:pStyle w:val="Bibliography"/>
+        <w:rPr>
+          <w:ins w:id="90039" w:author="Claude" w:date="2026-10-14T12:00:00Z"/>
+        </w:rPr>
+      </w:pPr>
+      <w:ins w:id="90040" w:author="Claude" w:date="2026-10-14T12:00:00Z">
+        <w:r>
+          <w:rPr>
+            <w:rFonts w:eastAsiaTheme="minorHAnsi"/>
+          </w:rPr>
+          <w:t xml:space="preserve">(58)	</w:t>
+        </w:r>
+        <w:r>
+          <w:rPr>
+            <w:rFonts w:eastAsiaTheme="minorHAnsi"/>
+          </w:rPr>
+          <w:t xml:space="preserve">Edwards, A. M.; Robinson, J. P. W.; Plank, M. J.; Baum, J. K.; Blanchard, J. L. Testing and Recommending Methods for Fitting Size Spectra to Data. </w:t>
+        </w:r>
+        <w:r>
+          <w:rPr>
+            <w:rFonts w:eastAsiaTheme="minorHAnsi"/>
+            <w:i/>
+            <w:iCs/>
+          </w:rPr>
+          <w:t xml:space="preserve">Methods in Ecology and Evolution</w:t>
+        </w:r>
+        <w:r>
+          <w:rPr>
+            <w:rFonts w:eastAsiaTheme="minorHAnsi"/>
+          </w:rPr>
+          <w:t xml:space="preserve"> </w:t>
+        </w:r>
+        <w:r>
+          <w:rPr>
+            <w:rFonts w:eastAsiaTheme="minorHAnsi"/>
+            <w:b/>
+            <w:bCs/>
+          </w:rPr>
+          <w:t xml:space="preserve">2017</w:t>
+        </w:r>
+        <w:r>
+          <w:rPr>
+            <w:rFonts w:eastAsiaTheme="minorHAnsi"/>
+          </w:rPr>
+          <w:t xml:space="preserve">, </w:t>
+        </w:r>
+        <w:r>
+          <w:rPr>
+            <w:rFonts w:eastAsiaTheme="minorHAnsi"/>
+            <w:i/>
+            <w:iCs/>
+          </w:rPr>
+          <w:t xml:space="preserve">8</w:t>
+        </w:r>
+        <w:r>
+          <w:rPr>
+            <w:rFonts w:eastAsiaTheme="minorHAnsi"/>
+          </w:rPr>
+          <w:t xml:space="preserve"> (1), 57–67. https://doi.org/10.1111/2041-210X.12641.</w:t>
+        </w:r>
+      </w:ins>
+    </w:p>
     <w:p/>
     <w:p/>
     <w:p/>
@@ -9738,7 +10459,7 @@
       <w:r>
         <w:t>.</w:t>
       </w:r>
-      <w:ins w:id="90022" w:author="Claude" w:date="2026-10-14T12:00:00Z">
+      <w:ins w:id="90024" w:author="Claude" w:date="2026-10-14T12:00:00Z">
         <w:r>
           <w:t xml:space="preserve"> The Dutch-river benchmark analysis (R/rivm_utils.R and R/rivm_benchmark.qmd) and its derived data tables (data_output/rivm_benchmark_*_v1.csv; data_input/external/rivm/derived/) are included. Raw Dutch data and code are available from the RIVM repository (https://github.com/rivm-syso/MicroplasticsERA_water; EUPL-1.2) and are not redistributed here; some underlying particle data (Bäuerlein et al.) are not publicly available.</w:t>
         </w:r>
@@ -9996,7 +10717,7 @@
       </w:r>
     </w:p>
   </w:comment>
-  <w:comment w:id="801" w:author="Claude" w:date="2026-10-14T22:16:48Z" w:initials="C">
+  <w:comment w:id="801" w:author="Claude" w:date="2026-10-17T08:25:59Z" w:initials="C">
     <w:p>
       <w:r>
         <w:rPr>
@@ -10010,11 +10731,11 @@
           <w:sz w:val="20"/>
           <w:szCs w:val="20"/>
         </w:rPr>
-        <w:t xml:space="preserve">Our per-sample concentrations come from the pipeline monitoring table (data_input/Part_dets_summ.rds: 60 samples, per-sample sum of extrap_conc_PPL over plastic classes; median 0.40 L-1, mean 1.01 L-1). They do not match Table 1 or the 0.33 L-1 / 3,777-particle / 57-sample figures in this draft. Reconcile the sample set and QC filter before submission; all benchmark numbers regenerate from R/rivm_benchmark.qmd.</w:t>
+        <w:t xml:space="preserve">Per-sample concentrations are now rebuilt from each sample's quality-controlled particle records, scaled by its aliquot extrapolation factor (56 river samples with particle data; FLAGGED for lab confirmation, see Methods). They do not match Table 1 or the 0.33 L-1 / 57-sample figures in this draft. Reconcile the sample set and QC filter before submission; all numbers regenerate from data_output/psd_rescaling_params.json.</w:t>
       </w:r>
     </w:p>
   </w:comment>
-  <w:comment w:id="802" w:author="Claude" w:date="2026-10-14T22:16:49Z" w:initials="C">
+  <w:comment w:id="802" w:author="Claude" w:date="2026-10-17T08:26:00Z" w:initials="C">
     <w:p>
       <w:r>
         <w:rPr>
@@ -10028,11 +10749,11 @@
           <w:sz w:val="20"/>
           <w:szCs w:val="20"/>
         </w:rPr>
-        <w:t xml:space="preserve">Refs 51-54 were added as plain text outside the Zotero bibliography field, and their in-text citations are plain superscripts. Insert them via Zotero; they are first cited in Methods, so ACS order-of-appearance numbering will shift.</w:t>
+        <w:t xml:space="preserve">Refs 51-58 were added as plain text outside the Zotero bibliography field, and their in-text citations are plain superscripts. Insert them via Zotero; they are first cited in Methods, so ACS order-of-appearance numbering will shift.</w:t>
       </w:r>
     </w:p>
   </w:comment>
-  <w:comment w:id="803" w:author="Claude" w:date="2026-10-14T22:16:50Z" w:initials="C">
+  <w:comment w:id="803" w:author="Claude" w:date="2026-10-17T08:26:01Z" w:initials="C">
     <w:p>
       <w:r>
         <w:rPr>
@@ -10047,6 +10768,24 @@
           <w:szCs w:val="20"/>
         </w:rPr>
         <w:t xml:space="preserve">Done: replaced with the river-level median (IQR) of our slopes versus the medians of Dutch water-based FTIR and LDIR fits (new Fig. 8). The suspended-solids (per-mass) uFTIR data of ref. 23 are now explicitly distinguished from the water-column data.</w:t>
+      </w:r>
+    </w:p>
+  </w:comment>
+  <w:comment w:id="804" w:author="Claude" w:date="2026-10-17T08:26:02Z" w:initials="C">
+    <w:p>
+      <w:r>
+        <w:rPr>
+          <w:rStyle w:val="CommentReference"/>
+        </w:rPr>
+        <w:annotationRef/>
+      </w:r>
+      <w:r>
+        <w:rPr>
+          <w:color w:val="000000"/>
+          <w:sz w:val="20"/>
+          <w:szCs w:val="20"/>
+        </w:rPr>
+        <w:t xml:space="preserve">Figure regenerated from the production pipeline (2026-10-17): power-law fits now use maximum likelihood on the fixed 100-500 um window (C-PSD fits kept as a comparison). Check the caption wording against the new figure.</w:t>
       </w:r>
     </w:p>
   </w:comment>
@@ -10068,9 +10807,10 @@
   <w15:commentEx w15:paraId="7CFA55BB" w15:done="0"/>
   <w15:commentEx w15:paraId="56549A1C" w15:done="0"/>
   <w15:commentEx w15:paraId="6342C60E" w15:done="0"/>
-  <w15:commentEx w15:paraId="1D42D9AB" w15:done="0"/>
-  <w15:commentEx w15:paraId="58DD7F63" w15:done="0"/>
-  <w15:commentEx w15:paraId="0232ECB1" w15:paraIdParent="56549A1C" w15:done="0"/>
+  <w15:commentEx w15:paraId="1DEE42AB" w15:done="0"/>
+  <w15:commentEx w15:paraId="65EF391B" w15:done="0"/>
+  <w15:commentEx w15:paraId="76FFDF1B" w15:paraIdParent="56549A1C" w15:done="0"/>
+  <w15:commentEx w15:paraId="5376BF2A" w15:done="0"/>
 </w15:commentsEx>
 </file>
 
@@ -10089,9 +10829,10 @@
   <w16cex:commentExtensible w16cex:durableId="16E15018" w16cex:dateUtc="2026-09-26T00:10:00Z"/>
   <w16cex:commentExtensible w16cex:durableId="52F08140" w16cex:dateUtc="2026-09-26T00:10:00Z"/>
   <w16cex:commentExtensible w16cex:durableId="0F36DF04" w16cex:dateUtc="2026-09-26T00:12:00Z"/>
-  <w16cex:commentExtensible w16cex:durableId="14776DF8" w16cex:dateUtc="2026-10-14T22:16:48Z"/>
-  <w16cex:commentExtensible w16cex:durableId="25113AB2" w16cex:dateUtc="2026-10-14T22:16:49Z"/>
-  <w16cex:commentExtensible w16cex:durableId="489E0E35" w16cex:dateUtc="2026-10-14T22:16:50Z"/>
+  <w16cex:commentExtensible w16cex:durableId="38AD7AC6" w16cex:dateUtc="2026-10-17T08:25:59Z"/>
+  <w16cex:commentExtensible w16cex:durableId="0A3DE69E" w16cex:dateUtc="2026-10-17T08:26:00Z"/>
+  <w16cex:commentExtensible w16cex:durableId="5D4852CF" w16cex:dateUtc="2026-10-17T08:26:01Z"/>
+  <w16cex:commentExtensible w16cex:durableId="6596F182" w16cex:dateUtc="2026-10-17T08:26:02Z"/>
 </w16cex:commentsExtensible>
 </file>
 
@@ -10110,9 +10851,10 @@
   <w16cid:commentId w16cid:paraId="7CFA55BB" w16cid:durableId="16E15018"/>
   <w16cid:commentId w16cid:paraId="56549A1C" w16cid:durableId="52F08140"/>
   <w16cid:commentId w16cid:paraId="6342C60E" w16cid:durableId="0F36DF04"/>
-  <w16cid:commentId w16cid:paraId="1D42D9AB" w16cid:durableId="14776DF8"/>
-  <w16cid:commentId w16cid:paraId="58DD7F63" w16cid:durableId="25113AB2"/>
-  <w16cid:commentId w16cid:paraId="0232ECB1" w16cid:durableId="489E0E35"/>
+  <w16cid:commentId w16cid:paraId="1DEE42AB" w16cid:durableId="38AD7AC6"/>
+  <w16cid:commentId w16cid:paraId="65EF391B" w16cid:durableId="0A3DE69E"/>
+  <w16cid:commentId w16cid:paraId="76FFDF1B" w16cid:durableId="5D4852CF"/>
+  <w16cid:commentId w16cid:paraId="5376BF2A" w16cid:durableId="6596F182"/>
 </w16cid:commentsIds>
 </file>
 
